--- a/대본/8부/10화_China.docx
+++ b/대본/8부/10화_China.docx
@@ -2,7 +2,7 @@
 <file path=word/document.xml><?xml version="1.0" encoding="utf-8"?>
 <w:document xmlns:w="http://schemas.openxmlformats.org/wordprocessingml/2006/main" xmlns:m="http://schemas.openxmlformats.org/officeDocument/2006/math" xmlns:r="http://schemas.openxmlformats.org/officeDocument/2006/relationships" xmlns:o="urn:schemas-microsoft-com:office:office" xmlns:v="urn:schemas-microsoft-com:vml" xmlns:w10="urn:schemas-microsoft-com:office:word" xmlns:a="http://schemas.openxmlformats.org/drawingml/2006/main" xmlns:pic="http://schemas.openxmlformats.org/drawingml/2006/picture" xmlns:wp="http://schemas.openxmlformats.org/drawingml/2006/wordprocessingDrawing">
   <w:body>
-    <w:bookmarkStart w:id="32" w:name="ship-it-8부-10화"/>
+    <w:bookmarkStart w:id="38" w:name="ship-it-8부-10화"/>
     <w:p>
       <w:pPr>
         <w:pStyle w:val="Heading1"/>
@@ -421,257 +421,122 @@
     </w:p>
     <w:p>
       <w:pPr>
-        <w:numPr>
-          <w:ilvl w:val="0"/>
-          <w:numId w:val="1001"/>
-        </w:numPr>
+        <w:pStyle w:val="FirstParagraph"/>
       </w:pPr>
       <w:r>
         <w:t xml:space="preserve">GRACE: Good morning, Seoul. Good evening, Austin. One item today. Shanghai. Meiheng Medical.</w:t>
       </w:r>
-      <w:r>
-        <w:t xml:space="preserve"> </w:t>
-      </w:r>
-      <w:r>
-        <w:t xml:space="preserve">그레이스: 서울은 좋은 아침, 오스틴은 좋은 저녁. 오늘 안건 하나. 상하이. 메이헝 메디컬.</w:t>
-      </w:r>
-    </w:p>
-    <w:p>
-      <w:pPr>
-        <w:numPr>
-          <w:ilvl w:val="0"/>
-          <w:numId w:val="1001"/>
-        </w:numPr>
+    </w:p>
+    <w:p>
+      <w:pPr>
+        <w:pStyle w:val="BodyText"/>
       </w:pPr>
       <w:r>
         <w:t xml:space="preserve">NOAH: Nine thousand clinics. And something we’ve never given anyone. What is it?</w:t>
       </w:r>
-      <w:r>
-        <w:t xml:space="preserve"> </w:t>
-      </w:r>
-      <w:r>
-        <w:t xml:space="preserve">노아: 클리닉 9,000곳. 그리고 우리가 누구에게도 준 적 없는 것. 그게 뭐예요?</w:t>
-      </w:r>
-    </w:p>
-    <w:p>
-      <w:pPr>
-        <w:numPr>
-          <w:ilvl w:val="0"/>
-          <w:numId w:val="1001"/>
-        </w:numPr>
+    </w:p>
+    <w:p>
+      <w:pPr>
+        <w:pStyle w:val="BodyText"/>
       </w:pPr>
       <w:r>
         <w:t xml:space="preserve">GRACE: A ten-year China exclusive. That’s normal. And they want to run our serial-scan database. On their servers.</w:t>
       </w:r>
-      <w:r>
-        <w:t xml:space="preserve"> </w:t>
-      </w:r>
-      <w:r>
-        <w:t xml:space="preserve">그레이스: 중국 10년 독점. 그건 흔한 일이고요. 그리고 일련번호 스캔 데이터베이스를 직접 운영하고 싶어 해요. 자기네 서버에서.</w:t>
-      </w:r>
-    </w:p>
-    <w:p>
-      <w:pPr>
-        <w:numPr>
-          <w:ilvl w:val="0"/>
-          <w:numId w:val="1001"/>
-        </w:numPr>
+    </w:p>
+    <w:p>
+      <w:pPr>
+        <w:pStyle w:val="BodyText"/>
       </w:pPr>
       <w:r>
         <w:t xml:space="preserve">ELENA: Our traceability system. The one that caught the counterfeits.</w:t>
       </w:r>
-      <w:r>
-        <w:t xml:space="preserve"> </w:t>
-      </w:r>
-      <w:r>
-        <w:t xml:space="preserve">엘레나: 우리 추적 시스템. 위조품을 잡아낸 그거요.</w:t>
-      </w:r>
-    </w:p>
-    <w:p>
-      <w:pPr>
-        <w:numPr>
-          <w:ilvl w:val="0"/>
-          <w:numId w:val="1001"/>
-        </w:numPr>
+    </w:p>
+    <w:p>
+      <w:pPr>
+        <w:pStyle w:val="BodyText"/>
       </w:pPr>
       <w:r>
         <w:t xml:space="preserve">GRACE: That’s why they called. They saw the warning. They want the real thing, and the thing that proves it’s real.</w:t>
       </w:r>
-      <w:r>
-        <w:t xml:space="preserve"> </w:t>
-      </w:r>
-      <w:r>
-        <w:t xml:space="preserve">그레이스: 그래서 연락한 거예요. 경고를 봤대요. 진품을 원하고, 그게 진품이라는 걸 증명하는 것도 원해요.</w:t>
-      </w:r>
-    </w:p>
-    <w:p>
-      <w:pPr>
-        <w:numPr>
-          <w:ilvl w:val="0"/>
-          <w:numId w:val="1001"/>
-        </w:numPr>
+    </w:p>
+    <w:p>
+      <w:pPr>
+        <w:pStyle w:val="BodyText"/>
       </w:pPr>
       <w:r>
         <w:t xml:space="preserve">HAN: Chinese law makes this complicated. Personal data about Chinese patients has to stay inside China.</w:t>
       </w:r>
-      <w:r>
-        <w:t xml:space="preserve"> </w:t>
-      </w:r>
-      <w:r>
-        <w:t xml:space="preserve">한서연: 중국 법이 이걸 복잡하게 만들어요. 중국 환자 개인정보는 중국 안에 있어야 해요.</w:t>
-      </w:r>
-    </w:p>
-    <w:p>
-      <w:pPr>
-        <w:numPr>
-          <w:ilvl w:val="0"/>
-          <w:numId w:val="1001"/>
-        </w:numPr>
+    </w:p>
+    <w:p>
+      <w:pPr>
+        <w:pStyle w:val="BodyText"/>
       </w:pPr>
       <w:r>
         <w:t xml:space="preserve">SUJIN: So the data can’t live in Seoul or Austin. It lives in China. Who holds the key?</w:t>
       </w:r>
-      <w:r>
-        <w:t xml:space="preserve"> </w:t>
-      </w:r>
-      <w:r>
-        <w:t xml:space="preserve">수진: 그러니까 데이터가 서울이나 오스틴에 있을 수 없어요. 중국에 있어야 하죠. 열쇠는 누가 갖죠?</w:t>
-      </w:r>
-    </w:p>
-    <w:p>
-      <w:pPr>
-        <w:numPr>
-          <w:ilvl w:val="0"/>
-          <w:numId w:val="1001"/>
-        </w:numPr>
+    </w:p>
+    <w:p>
+      <w:pPr>
+        <w:pStyle w:val="BodyText"/>
       </w:pPr>
       <w:r>
         <w:t xml:space="preserve">DONGHOON: Meiheng is the biggest distributor in East China. If they want the key, give them a copy.</w:t>
       </w:r>
-      <w:r>
-        <w:t xml:space="preserve"> </w:t>
-      </w:r>
-      <w:r>
-        <w:t xml:space="preserve">최동훈: 메이헝은 화동 지역 최대 유통사예요. 열쇠를 원하면 복사본을 줘요.</w:t>
-      </w:r>
-    </w:p>
-    <w:p>
-      <w:pPr>
-        <w:numPr>
-          <w:ilvl w:val="0"/>
-          <w:numId w:val="1001"/>
-        </w:numPr>
+    </w:p>
+    <w:p>
+      <w:pPr>
+        <w:pStyle w:val="BodyText"/>
       </w:pPr>
       <w:r>
         <w:t xml:space="preserve">GRACE: A copy of the key is the key, Mr. Choi.</w:t>
       </w:r>
-      <w:r>
-        <w:t xml:space="preserve"> </w:t>
-      </w:r>
-      <w:r>
-        <w:t xml:space="preserve">그레이스: 열쇠 복사본도 열쇠예요, 최 대표님.</w:t>
-      </w:r>
-    </w:p>
-    <w:p>
-      <w:pPr>
-        <w:numPr>
-          <w:ilvl w:val="0"/>
-          <w:numId w:val="1001"/>
-        </w:numPr>
+    </w:p>
+    <w:p>
+      <w:pPr>
+        <w:pStyle w:val="BodyText"/>
       </w:pPr>
       <w:r>
         <w:t xml:space="preserve">DONGHOON: Daeyang’s toxin needs that channel. Speed matters. China won’t wait for us.</w:t>
       </w:r>
-      <w:r>
-        <w:t xml:space="preserve"> </w:t>
-      </w:r>
-      <w:r>
-        <w:t xml:space="preserve">최동훈: 대양 톡신은 그 채널이 필요해요. 속도가 중요해요. 중국은 우릴 기다려 주지 않아요.</w:t>
-      </w:r>
-    </w:p>
-    <w:p>
-      <w:pPr>
-        <w:numPr>
-          <w:ilvl w:val="0"/>
-          <w:numId w:val="1001"/>
-        </w:numPr>
+    </w:p>
+    <w:p>
+      <w:pPr>
+        <w:pStyle w:val="BodyText"/>
       </w:pPr>
       <w:r>
         <w:t xml:space="preserve">HAN: Let’s not decide in this room. Grace, you’ll go to Shanghai on Wednesday?</w:t>
       </w:r>
-      <w:r>
-        <w:t xml:space="preserve"> </w:t>
-      </w:r>
-      <w:r>
-        <w:t xml:space="preserve">한서연: 이 방에서 결정하지 말죠. 그레이스, 수요일에 상하이 갈 거죠?</w:t>
-      </w:r>
-    </w:p>
-    <w:p>
-      <w:pPr>
-        <w:numPr>
-          <w:ilvl w:val="0"/>
-          <w:numId w:val="1001"/>
-        </w:numPr>
+    </w:p>
+    <w:p>
+      <w:pPr>
+        <w:pStyle w:val="BodyText"/>
       </w:pPr>
       <w:r>
         <w:t xml:space="preserve">GRACE: With Su-jin. We’ll listen first. Then I’ll bring a proposal to the board on Friday.</w:t>
       </w:r>
-      <w:r>
-        <w:t xml:space="preserve"> </w:t>
-      </w:r>
-      <w:r>
-        <w:t xml:space="preserve">그레이스: 수진 씨와 함께요. 먼저 들을게요. 그다음 금요일 이사회에 제안을 가져올게요.</w:t>
-      </w:r>
-    </w:p>
-    <w:p>
-      <w:pPr>
-        <w:numPr>
-          <w:ilvl w:val="0"/>
-          <w:numId w:val="1001"/>
-        </w:numPr>
+    </w:p>
+    <w:p>
+      <w:pPr>
+        <w:pStyle w:val="BodyText"/>
       </w:pPr>
       <w:r>
         <w:t xml:space="preserve">NOAH: Grace, it’s your decision as CEO. I’m here if you want me. Not if you don’t.</w:t>
       </w:r>
-      <w:r>
-        <w:t xml:space="preserve"> </w:t>
-      </w:r>
-      <w:r>
-        <w:t xml:space="preserve">노아: 그레이스, CEO로서 당신 결정이에요. 원하면 내가 있을게요. 원하지 않으면 빠지고요.</w:t>
-      </w:r>
-    </w:p>
-    <w:p>
-      <w:pPr>
-        <w:numPr>
-          <w:ilvl w:val="0"/>
-          <w:numId w:val="1001"/>
-        </w:numPr>
+    </w:p>
+    <w:p>
+      <w:pPr>
+        <w:pStyle w:val="BodyText"/>
       </w:pPr>
       <w:r>
         <w:t xml:space="preserve">GRACE: I want you on Friday. Not on Wednesday. On Wednesday, I need them to see me.</w:t>
       </w:r>
-      <w:r>
-        <w:t xml:space="preserve"> </w:t>
-      </w:r>
-      <w:r>
-        <w:t xml:space="preserve">그레이스: 금요일엔 있어 주세요. 수요일엔 말고요. 수요일엔 그들이 저를 봐야 해요.</w:t>
-      </w:r>
-    </w:p>
-    <w:p>
-      <w:pPr>
-        <w:numPr>
-          <w:ilvl w:val="0"/>
-          <w:numId w:val="1001"/>
-        </w:numPr>
+    </w:p>
+    <w:p>
+      <w:pPr>
+        <w:pStyle w:val="BodyText"/>
       </w:pPr>
       <w:r>
         <w:t xml:space="preserve">ELENA: And send me their clinic list. All nine thousand. I want to know who’s holding the syringe.</w:t>
-      </w:r>
-      <w:r>
-        <w:t xml:space="preserve"> </w:t>
-      </w:r>
-      <w:r>
-        <w:t xml:space="preserve">엘레나: 그리고 그쪽 클리닉 목록 보내 줘요. 9,000곳 전부. 누가 주사기를 쥐는지 알고 싶어요.</w:t>
       </w:r>
     </w:p>
     <w:bookmarkEnd w:id="21"/>
@@ -686,282 +551,135 @@
     </w:p>
     <w:p>
       <w:pPr>
-        <w:numPr>
-          <w:ilvl w:val="0"/>
-          <w:numId w:val="1002"/>
-        </w:numPr>
+        <w:pStyle w:val="FirstParagraph"/>
       </w:pPr>
       <w:r>
         <w:t xml:space="preserve">ZHOU: Welcome to Shanghai, Ms. Kim. And Ms. Lee. We’ve prepared tea, and a very long presentation.</w:t>
       </w:r>
-      <w:r>
-        <w:t xml:space="preserve"> </w:t>
-      </w:r>
-      <w:r>
-        <w:t xml:space="preserve">저우: 상하이에 오신 걸 환영합니다, 김 대표님. 그리고 이 팀장님. 차와 아주 긴 발표를 준비했습니다.</w:t>
-      </w:r>
-    </w:p>
-    <w:p>
-      <w:pPr>
-        <w:numPr>
-          <w:ilvl w:val="0"/>
-          <w:numId w:val="1002"/>
-        </w:numPr>
+    </w:p>
+    <w:p>
+      <w:pPr>
+        <w:pStyle w:val="BodyText"/>
       </w:pPr>
       <w:r>
         <w:t xml:space="preserve">GRACE: Thank you. May I ask one thing before the presentation? What do you need from us?</w:t>
       </w:r>
-      <w:r>
-        <w:t xml:space="preserve"> </w:t>
-      </w:r>
-      <w:r>
-        <w:t xml:space="preserve">그레이스: 감사합니다. 발표 전에 하나 여쭤봐도 될까요? 저희에게서 무엇이 필요하세요?</w:t>
-      </w:r>
-    </w:p>
-    <w:p>
-      <w:pPr>
-        <w:numPr>
-          <w:ilvl w:val="0"/>
-          <w:numId w:val="1002"/>
-        </w:numPr>
+    </w:p>
+    <w:p>
+      <w:pPr>
+        <w:pStyle w:val="BodyText"/>
       </w:pPr>
       <w:r>
         <w:t xml:space="preserve">ZHOU: …That’s usually the last question, not the first.</w:t>
       </w:r>
-      <w:r>
-        <w:t xml:space="preserve"> </w:t>
-      </w:r>
-      <w:r>
-        <w:t xml:space="preserve">저우: …그건 보통 첫 질문이 아니라 마지막 질문인데요.</w:t>
-      </w:r>
-    </w:p>
-    <w:p>
-      <w:pPr>
-        <w:numPr>
-          <w:ilvl w:val="0"/>
-          <w:numId w:val="1002"/>
-        </w:numPr>
+    </w:p>
+    <w:p>
+      <w:pPr>
+        <w:pStyle w:val="BodyText"/>
       </w:pPr>
       <w:r>
         <w:t xml:space="preserve">GRACE: I learned it from my CEO. He learned it from a napkin.</w:t>
       </w:r>
-      <w:r>
-        <w:t xml:space="preserve"> </w:t>
-      </w:r>
-      <w:r>
-        <w:t xml:space="preserve">그레이스: 우리 CEO에게서 배웠어요. 그분은 냅킨에게서 배웠고요.</w:t>
-      </w:r>
-    </w:p>
-    <w:p>
-      <w:pPr>
-        <w:numPr>
-          <w:ilvl w:val="0"/>
-          <w:numId w:val="1002"/>
-        </w:numPr>
+    </w:p>
+    <w:p>
+      <w:pPr>
+        <w:pStyle w:val="BodyText"/>
       </w:pPr>
       <w:r>
         <w:t xml:space="preserve">ZHOU: Then let me answer honestly. Our clinics are losing patients to cheap fillers sold online, many of them fake. We need a product our doctors can prove is genuine, in front of the patient, in five seconds. Your scan system does that. Without the system, your filler is just another expensive syringe.</w:t>
       </w:r>
-      <w:r>
-        <w:t xml:space="preserve"> </w:t>
-      </w:r>
-      <w:r>
-        <w:t xml:space="preserve">저우: 그럼 솔직히 답하죠. 우리 클리닉들은 온라인에서 파는 싼 필러에 환자를 뺏기고 있어요. 상당수가 가짜고요. 의사가 환자 앞에서 5초 안에 진품임을 증명할 수 있는 제품이 필요해요. 귀사 스캔 시스템이 그걸 해요. 그 시스템이 없으면 귀사 필러는 그냥 또 하나의 비싼 주사기예요.</w:t>
-      </w:r>
-    </w:p>
-    <w:p>
-      <w:pPr>
-        <w:numPr>
-          <w:ilvl w:val="0"/>
-          <w:numId w:val="1002"/>
-        </w:numPr>
+    </w:p>
+    <w:p>
+      <w:pPr>
+        <w:pStyle w:val="BodyText"/>
       </w:pPr>
       <w:r>
         <w:t xml:space="preserve">SUJIN: So the system matters more to you than the filler?</w:t>
       </w:r>
-      <w:r>
-        <w:t xml:space="preserve"> </w:t>
-      </w:r>
-      <w:r>
-        <w:t xml:space="preserve">수진: 그러니까 필러보다 시스템이 더 중요하세요?</w:t>
-      </w:r>
-    </w:p>
-    <w:p>
-      <w:pPr>
-        <w:numPr>
-          <w:ilvl w:val="0"/>
-          <w:numId w:val="1002"/>
-        </w:numPr>
+    </w:p>
+    <w:p>
+      <w:pPr>
+        <w:pStyle w:val="BodyText"/>
       </w:pPr>
       <w:r>
         <w:t xml:space="preserve">ZHOU: The system is why the filler sells. That’s why we want to own it here.</w:t>
       </w:r>
-      <w:r>
-        <w:t xml:space="preserve"> </w:t>
-      </w:r>
-      <w:r>
-        <w:t xml:space="preserve">저우: 시스템 덕분에 필러가 팔리는 거죠. 그래서 여기서 소유하고 싶은 거예요.</w:t>
-      </w:r>
-    </w:p>
-    <w:p>
-      <w:pPr>
-        <w:numPr>
-          <w:ilvl w:val="0"/>
-          <w:numId w:val="1002"/>
-        </w:numPr>
+    </w:p>
+    <w:p>
+      <w:pPr>
+        <w:pStyle w:val="BodyText"/>
       </w:pPr>
       <w:r>
         <w:t xml:space="preserve">GRACE: I understand. And here’s why we can’t give you that. If the database is on your servers, then every competitor will say Veyra’s proof is controlled by its distributor. The day your interests and the patient’s interests are different, nobody will trust the scan. That includes your own doctors.</w:t>
       </w:r>
-      <w:r>
-        <w:t xml:space="preserve"> </w:t>
-      </w:r>
-      <w:r>
-        <w:t xml:space="preserve">그레이스: 이해해요. 그리고 그걸 드릴 수 없는 이유는 이래요. 데이터베이스가 귀사 서버에 있으면, 모든 경쟁사가 베이라의 증명은 유통사가 통제한다고 말할 거예요. 귀사의 이익과 환자의 이익이 달라지는 날, 아무도 스캔을 믿지 않을 거예요. 귀사 의사들까지 포함해서요.</w:t>
-      </w:r>
-    </w:p>
-    <w:p>
-      <w:pPr>
-        <w:numPr>
-          <w:ilvl w:val="0"/>
-          <w:numId w:val="1002"/>
-        </w:numPr>
+    </w:p>
+    <w:p>
+      <w:pPr>
+        <w:pStyle w:val="BodyText"/>
       </w:pPr>
       <w:r>
         <w:t xml:space="preserve">ZHOU: Chinese law says the data must stay in China. You can’t keep it in Korea.</w:t>
       </w:r>
-      <w:r>
-        <w:t xml:space="preserve"> </w:t>
-      </w:r>
-      <w:r>
-        <w:t xml:space="preserve">저우: 중국 법은 데이터가 중국에 있어야 한다고 해요. 한국에 둘 수 없어요.</w:t>
-      </w:r>
-    </w:p>
-    <w:p>
-      <w:pPr>
-        <w:numPr>
-          <w:ilvl w:val="0"/>
-          <w:numId w:val="1002"/>
-        </w:numPr>
+    </w:p>
+    <w:p>
+      <w:pPr>
+        <w:pStyle w:val="BodyText"/>
       </w:pPr>
       <w:r>
         <w:t xml:space="preserve">SUJIN: We know. We’ll host it in China, with a licensed local cloud provider. Owned by Veyra Asia’s China entity.</w:t>
       </w:r>
-      <w:r>
-        <w:t xml:space="preserve"> </w:t>
-      </w:r>
-      <w:r>
-        <w:t xml:space="preserve">수진: 알아요. 중국에서, 허가받은 현지 클라우드 업체에 호스팅할 거예요. 베이라 아시아 중국 법인 소유로.</w:t>
-      </w:r>
-    </w:p>
-    <w:p>
-      <w:pPr>
-        <w:numPr>
-          <w:ilvl w:val="0"/>
-          <w:numId w:val="1002"/>
-        </w:numPr>
+    </w:p>
+    <w:p>
+      <w:pPr>
+        <w:pStyle w:val="BodyText"/>
       </w:pPr>
       <w:r>
         <w:t xml:space="preserve">ZHOU: And what do we see?</w:t>
       </w:r>
-      <w:r>
-        <w:t xml:space="preserve"> </w:t>
-      </w:r>
-      <w:r>
-        <w:t xml:space="preserve">저우: 그럼 우리는 뭘 보죠?</w:t>
-      </w:r>
-    </w:p>
-    <w:p>
-      <w:pPr>
-        <w:numPr>
-          <w:ilvl w:val="0"/>
-          <w:numId w:val="1002"/>
-        </w:numPr>
+    </w:p>
+    <w:p>
+      <w:pPr>
+        <w:pStyle w:val="BodyText"/>
       </w:pPr>
       <w:r>
         <w:t xml:space="preserve">GRACE: Each clinic sees its own scans. You see a dashboard of every clinic. Names stay with the treating clinic.</w:t>
       </w:r>
-      <w:r>
-        <w:t xml:space="preserve"> </w:t>
-      </w:r>
-      <w:r>
-        <w:t xml:space="preserve">그레이스: 각 클리닉은 자기 스캔을 봐요. 귀사는 전체 클리닉 대시보드를 보고요. 환자 이름은 시술한 클리닉에만 있어요.</w:t>
-      </w:r>
-    </w:p>
-    <w:p>
-      <w:pPr>
-        <w:numPr>
-          <w:ilvl w:val="0"/>
-          <w:numId w:val="1002"/>
-        </w:numPr>
+    </w:p>
+    <w:p>
+      <w:pPr>
+        <w:pStyle w:val="BodyText"/>
       </w:pPr>
       <w:r>
         <w:t xml:space="preserve">ZHOU: That’s less than I asked for.</w:t>
       </w:r>
-      <w:r>
-        <w:t xml:space="preserve"> </w:t>
-      </w:r>
-      <w:r>
-        <w:t xml:space="preserve">저우: 요청한 것보다 적네요.</w:t>
-      </w:r>
-    </w:p>
-    <w:p>
-      <w:pPr>
-        <w:numPr>
-          <w:ilvl w:val="0"/>
-          <w:numId w:val="1002"/>
-        </w:numPr>
+    </w:p>
+    <w:p>
+      <w:pPr>
+        <w:pStyle w:val="BodyText"/>
       </w:pPr>
       <w:r>
         <w:t xml:space="preserve">GRACE: It’s more than any distributor has. Including our Korean ones.</w:t>
       </w:r>
-      <w:r>
-        <w:t xml:space="preserve"> </w:t>
-      </w:r>
-      <w:r>
-        <w:t xml:space="preserve">그레이스: 다른 어떤 유통사보다 많아요. 한국 유통사들을 포함해서요.</w:t>
-      </w:r>
-    </w:p>
-    <w:p>
-      <w:pPr>
-        <w:numPr>
-          <w:ilvl w:val="0"/>
-          <w:numId w:val="1002"/>
-        </w:numPr>
+    </w:p>
+    <w:p>
+      <w:pPr>
+        <w:pStyle w:val="BodyText"/>
       </w:pPr>
       <w:r>
         <w:t xml:space="preserve">ZHOU: Ten-year exclusive?</w:t>
       </w:r>
-      <w:r>
-        <w:t xml:space="preserve"> </w:t>
-      </w:r>
-      <w:r>
-        <w:t xml:space="preserve">저우: 10년 독점은요?</w:t>
-      </w:r>
-    </w:p>
-    <w:p>
-      <w:pPr>
-        <w:numPr>
-          <w:ilvl w:val="0"/>
-          <w:numId w:val="1002"/>
-        </w:numPr>
+    </w:p>
+    <w:p>
+      <w:pPr>
+        <w:pStyle w:val="BodyText"/>
       </w:pPr>
       <w:r>
         <w:t xml:space="preserve">GRACE: I’ll answer that on Friday, after my board. But one more thing first. Your clinic list.</w:t>
       </w:r>
-      <w:r>
-        <w:t xml:space="preserve"> </w:t>
-      </w:r>
-      <w:r>
-        <w:t xml:space="preserve">그레이스: 그건 금요일 이사회 후에 답할게요. 하지만 그 전에 하나 더. 클리닉 목록이요.</w:t>
-      </w:r>
-    </w:p>
-    <w:p>
-      <w:pPr>
-        <w:numPr>
-          <w:ilvl w:val="0"/>
-          <w:numId w:val="1002"/>
-        </w:numPr>
+    </w:p>
+    <w:p>
+      <w:pPr>
+        <w:pStyle w:val="BodyText"/>
       </w:pPr>
       <w:r>
         <w:t xml:space="preserve">SUJIN: Dr. Ruiz reviewed it last night. Thirteen hundred of your nine thousand are</w:t>
@@ -984,332 +702,149 @@
       <w:r>
         <w:t xml:space="preserve">Not medical clinics.</w:t>
       </w:r>
-      <w:r>
-        <w:t xml:space="preserve"> </w:t>
-      </w:r>
-      <w:r>
-        <w:t xml:space="preserve">수진: 루이즈 박사님이 어젯밤 검토했어요. 9,000곳 중 1,300곳이</w:t>
-      </w:r>
-      <w:r>
-        <w:t xml:space="preserve"> </w:t>
-      </w:r>
-      <w:r>
-        <w:t xml:space="preserve">“</w:t>
-      </w:r>
-      <w:r>
-        <w:t xml:space="preserve">생활 미용 기관</w:t>
-      </w:r>
-      <w:r>
-        <w:t xml:space="preserve">”</w:t>
-      </w:r>
-      <w:r>
-        <w:t xml:space="preserve">이에요. 의료 클리닉이 아니에요.</w:t>
-      </w:r>
-    </w:p>
-    <w:p>
-      <w:pPr>
-        <w:numPr>
-          <w:ilvl w:val="0"/>
-          <w:numId w:val="1002"/>
-        </w:numPr>
+    </w:p>
+    <w:p>
+      <w:pPr>
+        <w:pStyle w:val="BodyText"/>
       </w:pPr>
       <w:r>
         <w:t xml:space="preserve">ZHOU: They’re legal businesses. Very profitable. Many have a doctor who visits.</w:t>
       </w:r>
-      <w:r>
-        <w:t xml:space="preserve"> </w:t>
-      </w:r>
-      <w:r>
-        <w:t xml:space="preserve">저우: 합법적인 사업체예요. 수익성도 아주 좋고요. 상당수는 방문 의사가 있어요.</w:t>
-      </w:r>
-    </w:p>
-    <w:p>
-      <w:pPr>
-        <w:numPr>
-          <w:ilvl w:val="0"/>
-          <w:numId w:val="1002"/>
-        </w:numPr>
+    </w:p>
+    <w:p>
+      <w:pPr>
+        <w:pStyle w:val="BodyText"/>
       </w:pPr>
       <w:r>
         <w:t xml:space="preserve">GRACE: A visiting doctor isn’t a medical clinic. In our joint venture, sales to non-medical businesses need the approval of our Chief Medical Officer, and she has already said no. It’s not my preference. It’s in our articles, and I can’t change it.</w:t>
       </w:r>
-      <w:r>
-        <w:t xml:space="preserve"> </w:t>
-      </w:r>
-      <w:r>
-        <w:t xml:space="preserve">그레이스: 방문 의사가 있다고 의료 클리닉은 아니에요. 우리 합작법인에서 비의료 사업체 판매는 최고의료책임자의 승인이 필요하고, 그녀는 이미 거절했어요. 제 선호가 아니에요. 정관에 있어서 제가 바꿀 수 없어요.</w:t>
-      </w:r>
-    </w:p>
-    <w:p>
-      <w:pPr>
-        <w:numPr>
-          <w:ilvl w:val="0"/>
-          <w:numId w:val="1002"/>
-        </w:numPr>
+    </w:p>
+    <w:p>
+      <w:pPr>
+        <w:pStyle w:val="BodyText"/>
       </w:pPr>
       <w:r>
         <w:t xml:space="preserve">ZHOU: So seven thousand seven hundred.</w:t>
       </w:r>
-      <w:r>
-        <w:t xml:space="preserve"> </w:t>
-      </w:r>
-      <w:r>
-        <w:t xml:space="preserve">저우: 그럼 7,700곳.</w:t>
-      </w:r>
-    </w:p>
-    <w:p>
-      <w:pPr>
-        <w:numPr>
-          <w:ilvl w:val="0"/>
-          <w:numId w:val="1002"/>
-        </w:numPr>
+    </w:p>
+    <w:p>
+      <w:pPr>
+        <w:pStyle w:val="BodyText"/>
       </w:pPr>
       <w:r>
         <w:t xml:space="preserve">GRACE: Seven thousand seven hundred. Still the largest launch Veyra has ever had.</w:t>
       </w:r>
-      <w:r>
-        <w:t xml:space="preserve"> </w:t>
-      </w:r>
-      <w:r>
-        <w:t xml:space="preserve">그레이스: 7,700곳. 그래도 베이라 역사상 가장 큰 출시예요.</w:t>
-      </w:r>
-    </w:p>
-    <w:p>
-      <w:pPr>
-        <w:numPr>
-          <w:ilvl w:val="0"/>
-          <w:numId w:val="1002"/>
-        </w:numPr>
+    </w:p>
+    <w:p>
+      <w:pPr>
+        <w:pStyle w:val="BodyText"/>
       </w:pPr>
       <w:r>
         <w:t xml:space="preserve">LIN: May I join? Lin Hui, dermatology, at a teaching hospital here. Mr. Zhou asked me to lead your trial.</w:t>
       </w:r>
-      <w:r>
-        <w:t xml:space="preserve"> </w:t>
-      </w:r>
-      <w:r>
-        <w:t xml:space="preserve">린: 합류해도 될까요? 린후이, 이곳 대학병원 피부과예요. 저우 부사장님이 임상 책임을 맡아 달라고 하셨어요.</w:t>
-      </w:r>
-    </w:p>
-    <w:p>
-      <w:pPr>
-        <w:numPr>
-          <w:ilvl w:val="0"/>
-          <w:numId w:val="1002"/>
-        </w:numPr>
+    </w:p>
+    <w:p>
+      <w:pPr>
+        <w:pStyle w:val="BodyText"/>
       </w:pPr>
       <w:r>
         <w:t xml:space="preserve">GRACE: Welcome, Professor Lin. Thank you.</w:t>
       </w:r>
-      <w:r>
-        <w:t xml:space="preserve"> </w:t>
-      </w:r>
-      <w:r>
-        <w:t xml:space="preserve">그레이스: 환영합니다, 린 교수님. 감사합니다.</w:t>
-      </w:r>
-    </w:p>
-    <w:p>
-      <w:pPr>
-        <w:numPr>
-          <w:ilvl w:val="0"/>
-          <w:numId w:val="1002"/>
-        </w:numPr>
+    </w:p>
+    <w:p>
+      <w:pPr>
+        <w:pStyle w:val="BodyText"/>
       </w:pPr>
       <w:r>
         <w:t xml:space="preserve">LIN: I heard the last part. About the beauty institutions. I agree with Dr. Ruiz.</w:t>
       </w:r>
-      <w:r>
-        <w:t xml:space="preserve"> </w:t>
-      </w:r>
-      <w:r>
-        <w:t xml:space="preserve">린: 마지막 부분 들었어요. 미용 기관 얘기요. 루이즈 박사님 의견에 동의해요.</w:t>
-      </w:r>
-    </w:p>
-    <w:p>
-      <w:pPr>
-        <w:numPr>
-          <w:ilvl w:val="0"/>
-          <w:numId w:val="1002"/>
-        </w:numPr>
+    </w:p>
+    <w:p>
+      <w:pPr>
+        <w:pStyle w:val="BodyText"/>
       </w:pPr>
       <w:r>
         <w:t xml:space="preserve">ZHOU: Professor Lin, you’re supposed to be on my side.</w:t>
       </w:r>
-      <w:r>
-        <w:t xml:space="preserve"> </w:t>
-      </w:r>
-      <w:r>
-        <w:t xml:space="preserve">저우: 린 교수님, 제 편이셔야죠.</w:t>
-      </w:r>
-    </w:p>
-    <w:p>
-      <w:pPr>
-        <w:numPr>
-          <w:ilvl w:val="0"/>
-          <w:numId w:val="1002"/>
-        </w:numPr>
+    </w:p>
+    <w:p>
+      <w:pPr>
+        <w:pStyle w:val="BodyText"/>
       </w:pPr>
       <w:r>
         <w:t xml:space="preserve">LIN: I’m on the patients’ side, Mr. Zhou. Last year, my department treated forty-three patients with complications from fillers injected outside hospitals. Eleven involved products we couldn’t identify. If Veyra enters through those institutions, the first counterfeit case will have Veyra’s name on it.</w:t>
       </w:r>
-      <w:r>
-        <w:t xml:space="preserve"> </w:t>
-      </w:r>
-      <w:r>
-        <w:t xml:space="preserve">린: 저는 환자 편이에요, 저우 부사장님. 작년에 저희 과에서 병원 밖에서 맞은 필러 합병증 환자를 43명 치료했어요. 11명은 정체를 알 수 없는 제품이었고요. 베이라가 그 기관들로 들어가면, 첫 위조품 사건엔 베이라 이름이 붙을 거예요.</w:t>
-      </w:r>
-    </w:p>
-    <w:p>
-      <w:pPr>
-        <w:numPr>
-          <w:ilvl w:val="0"/>
-          <w:numId w:val="1002"/>
-        </w:numPr>
+    </w:p>
+    <w:p>
+      <w:pPr>
+        <w:pStyle w:val="BodyText"/>
       </w:pPr>
       <w:r>
         <w:t xml:space="preserve">ZHOU: …Seven thousand seven hundred. Fine.</w:t>
       </w:r>
-      <w:r>
-        <w:t xml:space="preserve"> </w:t>
-      </w:r>
-      <w:r>
-        <w:t xml:space="preserve">저우: …7,700곳. 좋아요.</w:t>
-      </w:r>
-    </w:p>
-    <w:p>
-      <w:pPr>
-        <w:numPr>
-          <w:ilvl w:val="0"/>
-          <w:numId w:val="1002"/>
-        </w:numPr>
+    </w:p>
+    <w:p>
+      <w:pPr>
+        <w:pStyle w:val="BodyText"/>
       </w:pPr>
       <w:r>
         <w:t xml:space="preserve">SUJIN: And the trial, Professor? What do Chinese regulators need from us?</w:t>
       </w:r>
-      <w:r>
-        <w:t xml:space="preserve"> </w:t>
-      </w:r>
-      <w:r>
-        <w:t xml:space="preserve">수진: 그리고 임상은요, 교수님? 중국 규제 당국이 저희에게 뭘 요구하나요?</w:t>
-      </w:r>
-    </w:p>
-    <w:p>
-      <w:pPr>
-        <w:numPr>
-          <w:ilvl w:val="0"/>
-          <w:numId w:val="1002"/>
-        </w:numPr>
+    </w:p>
+    <w:p>
+      <w:pPr>
+        <w:pStyle w:val="BodyText"/>
       </w:pPr>
       <w:r>
         <w:t xml:space="preserve">LIN: A local trial. About two hundred patients, twelve months’ follow-up. Korean and Japanese data help, but can’t replace Chinese patients.</w:t>
       </w:r>
-      <w:r>
-        <w:t xml:space="preserve"> </w:t>
-      </w:r>
-      <w:r>
-        <w:t xml:space="preserve">린: 현지 임상이요. 환자 약 200명, 추적 12개월. 한국과 일본 데이터가 도움은 되지만, 중국 환자를 대신할 순 없어요.</w:t>
-      </w:r>
-    </w:p>
-    <w:p>
-      <w:pPr>
-        <w:numPr>
-          <w:ilvl w:val="0"/>
-          <w:numId w:val="1002"/>
-        </w:numPr>
+    </w:p>
+    <w:p>
+      <w:pPr>
+        <w:pStyle w:val="BodyText"/>
       </w:pPr>
       <w:r>
         <w:t xml:space="preserve">GRACE: Like Japan. Data has no accent, but regulators want local faces.</w:t>
       </w:r>
-      <w:r>
-        <w:t xml:space="preserve"> </w:t>
-      </w:r>
-      <w:r>
-        <w:t xml:space="preserve">그레이스: 일본처럼요. 데이터엔 억양이 없지만, 규제 당국은 현지 얼굴을 원하죠.</w:t>
-      </w:r>
-    </w:p>
-    <w:p>
-      <w:pPr>
-        <w:numPr>
-          <w:ilvl w:val="0"/>
-          <w:numId w:val="1002"/>
-        </w:numPr>
+    </w:p>
+    <w:p>
+      <w:pPr>
+        <w:pStyle w:val="BodyText"/>
       </w:pPr>
       <w:r>
         <w:t xml:space="preserve">LIN: Exactly. If your ethics committee documents are ready, we can apply next week.</w:t>
       </w:r>
-      <w:r>
-        <w:t xml:space="preserve"> </w:t>
-      </w:r>
-      <w:r>
-        <w:t xml:space="preserve">린: 정확해요. 윤리위원회 서류가 준비되면 다음 주에 신청할 수 있어요.</w:t>
-      </w:r>
-    </w:p>
-    <w:p>
-      <w:pPr>
-        <w:numPr>
-          <w:ilvl w:val="0"/>
-          <w:numId w:val="1002"/>
-        </w:numPr>
+    </w:p>
+    <w:p>
+      <w:pPr>
+        <w:pStyle w:val="BodyText"/>
       </w:pPr>
       <w:r>
         <w:t xml:space="preserve">SUJIN: They’re ready. In Chinese and English. I translated the last section on the plane.</w:t>
       </w:r>
-      <w:r>
-        <w:t xml:space="preserve"> </w:t>
-      </w:r>
-      <w:r>
-        <w:t xml:space="preserve">수진: 준비됐어요. 중국어와 영어로. 마지막 부분은 비행기에서 번역했어요.</w:t>
-      </w:r>
-    </w:p>
-    <w:p>
-      <w:pPr>
-        <w:numPr>
-          <w:ilvl w:val="0"/>
-          <w:numId w:val="1002"/>
-        </w:numPr>
+    </w:p>
+    <w:p>
+      <w:pPr>
+        <w:pStyle w:val="BodyText"/>
       </w:pPr>
       <w:r>
         <w:t xml:space="preserve">ZHOU: Ms. Kim, you came with fewer people than I expected. And you said no more than I expected.</w:t>
       </w:r>
-      <w:r>
-        <w:t xml:space="preserve"> </w:t>
-      </w:r>
-      <w:r>
-        <w:t xml:space="preserve">저우: 김 대표님, 예상보다 적은 인원으로 오셨네요. 그리고 예상보다 많이 거절하셨고요.</w:t>
-      </w:r>
-    </w:p>
-    <w:p>
-      <w:pPr>
-        <w:numPr>
-          <w:ilvl w:val="0"/>
-          <w:numId w:val="1002"/>
-        </w:numPr>
+    </w:p>
+    <w:p>
+      <w:pPr>
+        <w:pStyle w:val="BodyText"/>
       </w:pPr>
       <w:r>
         <w:t xml:space="preserve">GRACE: I’d rather say no in October than apologize in March.</w:t>
       </w:r>
-      <w:r>
-        <w:t xml:space="preserve"> </w:t>
-      </w:r>
-      <w:r>
-        <w:t xml:space="preserve">그레이스: 3월에 사과하느니 10월에 거절하는 게 나아요.</w:t>
-      </w:r>
-    </w:p>
-    <w:p>
-      <w:pPr>
-        <w:numPr>
-          <w:ilvl w:val="0"/>
-          <w:numId w:val="1002"/>
-        </w:numPr>
+    </w:p>
+    <w:p>
+      <w:pPr>
+        <w:pStyle w:val="BodyText"/>
       </w:pPr>
       <w:r>
         <w:t xml:space="preserve">ZHOU: Friday, then. I’ll wait for your board.</w:t>
-      </w:r>
-      <w:r>
-        <w:t xml:space="preserve"> </w:t>
-      </w:r>
-      <w:r>
-        <w:t xml:space="preserve">저우: 그럼 금요일. 이사회를 기다리죠.</w:t>
       </w:r>
     </w:p>
     <w:bookmarkEnd w:id="22"/>
@@ -1324,469 +859,223 @@
     </w:p>
     <w:p>
       <w:pPr>
-        <w:numPr>
-          <w:ilvl w:val="0"/>
-          <w:numId w:val="1003"/>
-        </w:numPr>
+        <w:pStyle w:val="FirstParagraph"/>
       </w:pPr>
       <w:r>
         <w:t xml:space="preserve">HAN: Good morning. Grace, your proposal, please. Then discussion.</w:t>
       </w:r>
-      <w:r>
-        <w:t xml:space="preserve"> </w:t>
-      </w:r>
-      <w:r>
-        <w:t xml:space="preserve">한서연: 좋은 아침이에요. 그레이스, 제안해 주세요. 그다음 토론.</w:t>
-      </w:r>
-    </w:p>
-    <w:p>
-      <w:pPr>
-        <w:numPr>
-          <w:ilvl w:val="0"/>
-          <w:numId w:val="1003"/>
-        </w:numPr>
+    </w:p>
+    <w:p>
+      <w:pPr>
+        <w:pStyle w:val="BodyText"/>
       </w:pPr>
       <w:r>
         <w:t xml:space="preserve">GRACE: Three points. Exclusive for five years, not ten, with a target: three thousand clinics by the end of year two. Data stays in our China node. And no beauty institutions.</w:t>
       </w:r>
-      <w:r>
-        <w:t xml:space="preserve"> </w:t>
-      </w:r>
-      <w:r>
-        <w:t xml:space="preserve">그레이스: 세 가지. 독점은 10년이 아니라 5년, 목표 조건 포함: 2년 차 말까지 클리닉 3,000곳. 데이터는 우리 중국 노드에. 그리고 미용 기관 없음.</w:t>
-      </w:r>
-    </w:p>
-    <w:p>
-      <w:pPr>
-        <w:numPr>
-          <w:ilvl w:val="0"/>
-          <w:numId w:val="1003"/>
-        </w:numPr>
+    </w:p>
+    <w:p>
+      <w:pPr>
+        <w:pStyle w:val="BodyText"/>
       </w:pPr>
       <w:r>
         <w:t xml:space="preserve">DONGHOON: Ms. Kim, with respect, you walked into the largest distributor in East China and said no three times. Daeyang has spent two years preparing our toxin for China, and we need that channel. If Meiheng walks away, it isn’t only Veyra Fill that loses. It’s our whole Asian plan.</w:t>
       </w:r>
-      <w:r>
-        <w:t xml:space="preserve"> </w:t>
-      </w:r>
-      <w:r>
-        <w:t xml:space="preserve">최동훈: 김 대표, 실례지만, 화동 최대 유통사에 들어가서 세 번 거절했어요. 대양은 2년 동안 중국용 톡신을 준비했고, 그 채널이 필요해요. 메이헝이 떠나면 손해는 베이라 필이 아니라 우리 아시아 계획 전체예요.</w:t>
-      </w:r>
-    </w:p>
-    <w:p>
-      <w:pPr>
-        <w:numPr>
-          <w:ilvl w:val="0"/>
-          <w:numId w:val="1003"/>
-        </w:numPr>
+    </w:p>
+    <w:p>
+      <w:pPr>
+        <w:pStyle w:val="BodyText"/>
       </w:pPr>
       <w:r>
         <w:t xml:space="preserve">GRACE: Meiheng isn’t walking away. Mr. Zhou agreed to seven thousand seven hundred clinics.</w:t>
       </w:r>
-      <w:r>
-        <w:t xml:space="preserve"> </w:t>
-      </w:r>
-      <w:r>
-        <w:t xml:space="preserve">그레이스: 메이헝은 안 떠나요. 저우 부사장이 클리닉 7,700곳에 동의했어요.</w:t>
-      </w:r>
-    </w:p>
-    <w:p>
-      <w:pPr>
-        <w:numPr>
-          <w:ilvl w:val="0"/>
-          <w:numId w:val="1003"/>
-        </w:numPr>
+    </w:p>
+    <w:p>
+      <w:pPr>
+        <w:pStyle w:val="BodyText"/>
       </w:pPr>
       <w:r>
         <w:t xml:space="preserve">DONGHOON: And the data? He wanted the data.</w:t>
       </w:r>
-      <w:r>
-        <w:t xml:space="preserve"> </w:t>
-      </w:r>
-      <w:r>
-        <w:t xml:space="preserve">최동훈: 그리고 데이터는요? 데이터를 원했잖아요.</w:t>
-      </w:r>
-    </w:p>
-    <w:p>
-      <w:pPr>
-        <w:numPr>
-          <w:ilvl w:val="0"/>
-          <w:numId w:val="1003"/>
-        </w:numPr>
+    </w:p>
+    <w:p>
+      <w:pPr>
+        <w:pStyle w:val="BodyText"/>
       </w:pPr>
       <w:r>
         <w:t xml:space="preserve">GRACE: He wanted the proof. He’ll get the proof. He won’t get the key.</w:t>
       </w:r>
-      <w:r>
-        <w:t xml:space="preserve"> </w:t>
-      </w:r>
-      <w:r>
-        <w:t xml:space="preserve">그레이스: 그는 증명을 원했어요. 증명은 받을 거예요. 열쇠는 못 받고요.</w:t>
-      </w:r>
-    </w:p>
-    <w:p>
-      <w:pPr>
-        <w:numPr>
-          <w:ilvl w:val="0"/>
-          <w:numId w:val="1003"/>
-        </w:numPr>
+    </w:p>
+    <w:p>
+      <w:pPr>
+        <w:pStyle w:val="BodyText"/>
       </w:pPr>
       <w:r>
         <w:t xml:space="preserve">DONGHOON: I spoke with Noah last night. I think he’d be more flexible.</w:t>
       </w:r>
-      <w:r>
-        <w:t xml:space="preserve"> </w:t>
-      </w:r>
-      <w:r>
-        <w:t xml:space="preserve">최동훈: 어젯밤 노아와 통화했어요. 그는 더 유연할 거라고 생각해요.</w:t>
-      </w:r>
-    </w:p>
-    <w:p>
-      <w:pPr>
-        <w:numPr>
-          <w:ilvl w:val="0"/>
-          <w:numId w:val="1003"/>
-        </w:numPr>
+    </w:p>
+    <w:p>
+      <w:pPr>
+        <w:pStyle w:val="BodyText"/>
       </w:pPr>
       <w:r>
         <w:t xml:space="preserve">GRACE: …You called Noah. About my proposal. Before my board.</w:t>
       </w:r>
-      <w:r>
-        <w:t xml:space="preserve"> </w:t>
-      </w:r>
-      <w:r>
-        <w:t xml:space="preserve">그레이스: …노아에게 전화하셨군요. 제 제안에 대해. 제 이사회 전에.</w:t>
-      </w:r>
-    </w:p>
-    <w:p>
-      <w:pPr>
-        <w:numPr>
-          <w:ilvl w:val="0"/>
-          <w:numId w:val="1003"/>
-        </w:numPr>
+    </w:p>
+    <w:p>
+      <w:pPr>
+        <w:pStyle w:val="BodyText"/>
       </w:pPr>
       <w:r>
         <w:t xml:space="preserve">HAN: Mr. Choi, is that correct?</w:t>
       </w:r>
-      <w:r>
-        <w:t xml:space="preserve"> </w:t>
-      </w:r>
-      <w:r>
-        <w:t xml:space="preserve">한서연: 최 대표님, 맞나요?</w:t>
-      </w:r>
-    </w:p>
-    <w:p>
-      <w:pPr>
-        <w:numPr>
-          <w:ilvl w:val="0"/>
-          <w:numId w:val="1003"/>
-        </w:numPr>
+    </w:p>
+    <w:p>
+      <w:pPr>
+        <w:pStyle w:val="BodyText"/>
       </w:pPr>
       <w:r>
         <w:t xml:space="preserve">DONGHOON: I wanted another view. Noah is the founder.</w:t>
       </w:r>
-      <w:r>
-        <w:t xml:space="preserve"> </w:t>
-      </w:r>
-      <w:r>
-        <w:t xml:space="preserve">최동훈: 다른 관점을 원했어요. 노아는 창업자니까요.</w:t>
-      </w:r>
-    </w:p>
-    <w:p>
-      <w:pPr>
-        <w:numPr>
-          <w:ilvl w:val="0"/>
-          <w:numId w:val="1003"/>
-        </w:numPr>
+    </w:p>
+    <w:p>
+      <w:pPr>
+        <w:pStyle w:val="BodyText"/>
       </w:pPr>
       <w:r>
         <w:t xml:space="preserve">NOAH: Can I answer that? I’m on the screen. Mr. Choi did call me. I told him what I’ll tell this board. Grace is the CEO of Veyra Asia. If you disagree with her, go through the chair, not around her. I’m not more flexible. And even if I were, I wouldn’t say so on a phone call she isn’t on.</w:t>
       </w:r>
-      <w:r>
-        <w:t xml:space="preserve"> </w:t>
-      </w:r>
-      <w:r>
-        <w:t xml:space="preserve">노아: 내가 답해도 될까요? 화면에 있어요. 최 대표님이 전화하셨어요. 이 이사회에 할 말을 그분께도 했어요. 그레이스는 베이라 아시아의 CEO예요. 그녀와 의견이 다르면 그녀를 우회하지 말고 의장을 거치세요. 나는 더 유연하지 않아요. 설령 그렇더라도, 그녀가 없는 통화에서 그렇게 말하진 않을 거예요.</w:t>
-      </w:r>
-    </w:p>
-    <w:p>
-      <w:pPr>
-        <w:numPr>
-          <w:ilvl w:val="0"/>
-          <w:numId w:val="1003"/>
-        </w:numPr>
+    </w:p>
+    <w:p>
+      <w:pPr>
+        <w:pStyle w:val="BodyText"/>
       </w:pPr>
       <w:r>
         <w:t xml:space="preserve">DONGHOON: …I see.</w:t>
       </w:r>
-      <w:r>
-        <w:t xml:space="preserve"> </w:t>
-      </w:r>
-      <w:r>
-        <w:t xml:space="preserve">최동훈: …알겠습니다.</w:t>
-      </w:r>
-    </w:p>
-    <w:p>
-      <w:pPr>
-        <w:numPr>
-          <w:ilvl w:val="0"/>
-          <w:numId w:val="1003"/>
-        </w:numPr>
+    </w:p>
+    <w:p>
+      <w:pPr>
+        <w:pStyle w:val="BodyText"/>
       </w:pPr>
       <w:r>
         <w:t xml:space="preserve">HAN: Then we have a process problem, not only a China problem. Grace?</w:t>
       </w:r>
-      <w:r>
-        <w:t xml:space="preserve"> </w:t>
-      </w:r>
-      <w:r>
-        <w:t xml:space="preserve">한서연: 그럼 중국 문제만이 아니라 절차 문제가 있네요. 그레이스?</w:t>
-      </w:r>
-    </w:p>
-    <w:p>
-      <w:pPr>
-        <w:numPr>
-          <w:ilvl w:val="0"/>
-          <w:numId w:val="1003"/>
-        </w:numPr>
+    </w:p>
+    <w:p>
+      <w:pPr>
+        <w:pStyle w:val="BodyText"/>
       </w:pPr>
       <w:r>
         <w:t xml:space="preserve">GRACE: Let’s align first. Before China, before Meiheng. How do we disagree in this company? Because we will, often.</w:t>
       </w:r>
-      <w:r>
-        <w:t xml:space="preserve"> </w:t>
-      </w:r>
-      <w:r>
-        <w:t xml:space="preserve">그레이스: 먼저 맞춰요. 중국보다, 메이헝보다 먼저. 이 회사에서 우린 어떻게 의견을 달리하죠? 자주 그럴 테니까요.</w:t>
-      </w:r>
-    </w:p>
-    <w:p>
-      <w:pPr>
-        <w:numPr>
-          <w:ilvl w:val="0"/>
-          <w:numId w:val="1003"/>
-        </w:numPr>
+    </w:p>
+    <w:p>
+      <w:pPr>
+        <w:pStyle w:val="BodyText"/>
       </w:pPr>
       <w:r>
         <w:t xml:space="preserve">HAN: Propose something.</w:t>
       </w:r>
-      <w:r>
-        <w:t xml:space="preserve"> </w:t>
-      </w:r>
-      <w:r>
-        <w:t xml:space="preserve">한서연: 제안해 봐요.</w:t>
-      </w:r>
-    </w:p>
-    <w:p>
-      <w:pPr>
-        <w:numPr>
-          <w:ilvl w:val="0"/>
-          <w:numId w:val="1003"/>
-        </w:numPr>
+    </w:p>
+    <w:p>
+      <w:pPr>
+        <w:pStyle w:val="BodyText"/>
       </w:pPr>
       <w:r>
         <w:t xml:space="preserve">GRACE: An escalation path, in three steps. Safety questions go to Dr. Ruiz, because her veto is in our articles. Business terms are decided by the CEO, and if a director disagrees, they bring it to the chair. If the chair can’t resolve it, it goes to this board. Nobody goes around the path. Including me.</w:t>
       </w:r>
-      <w:r>
-        <w:t xml:space="preserve"> </w:t>
-      </w:r>
-      <w:r>
-        <w:t xml:space="preserve">그레이스: 3단계 에스컬레이션 경로. 안전 문제는 루이즈 박사에게 가요. 그녀의 거부권은 정관에 있으니까요. 사업 조건은 CEO가 결정하고, 이사가 이견이 있으면 의장에게 가져가요. 의장이 해결 못 하면 이 이사회로 와요. 아무도 경로를 우회하지 않아요. 저를 포함해서요.</w:t>
-      </w:r>
-    </w:p>
-    <w:p>
-      <w:pPr>
-        <w:numPr>
-          <w:ilvl w:val="0"/>
-          <w:numId w:val="1003"/>
-        </w:numPr>
+    </w:p>
+    <w:p>
+      <w:pPr>
+        <w:pStyle w:val="BodyText"/>
       </w:pPr>
       <w:r>
         <w:t xml:space="preserve">SUJIN: And quality goes to me. In writing. Like the contract says.</w:t>
       </w:r>
-      <w:r>
-        <w:t xml:space="preserve"> </w:t>
-      </w:r>
-      <w:r>
-        <w:t xml:space="preserve">수진: 그리고 품질은 저한테요. 서면으로. 계약서대로.</w:t>
-      </w:r>
-    </w:p>
-    <w:p>
-      <w:pPr>
-        <w:numPr>
-          <w:ilvl w:val="0"/>
-          <w:numId w:val="1003"/>
-        </w:numPr>
+    </w:p>
+    <w:p>
+      <w:pPr>
+        <w:pStyle w:val="BodyText"/>
       </w:pPr>
       <w:r>
         <w:t xml:space="preserve">HAN: Four steps, then. I accept it. Mr. Choi?</w:t>
       </w:r>
-      <w:r>
-        <w:t xml:space="preserve"> </w:t>
-      </w:r>
-      <w:r>
-        <w:t xml:space="preserve">한서연: 그럼 4단계네요. 저는 받아들여요. 최 대표님?</w:t>
-      </w:r>
-    </w:p>
-    <w:p>
-      <w:pPr>
-        <w:numPr>
-          <w:ilvl w:val="0"/>
-          <w:numId w:val="1003"/>
-        </w:numPr>
+    </w:p>
+    <w:p>
+      <w:pPr>
+        <w:pStyle w:val="BodyText"/>
       </w:pPr>
       <w:r>
         <w:t xml:space="preserve">DONGHOON: …I accept it. And my concern is still the speed.</w:t>
       </w:r>
-      <w:r>
-        <w:t xml:space="preserve"> </w:t>
-      </w:r>
-      <w:r>
-        <w:t xml:space="preserve">최동훈: …받아들입니다. 그리고 제 우려는 여전히 속도예요.</w:t>
-      </w:r>
-    </w:p>
-    <w:p>
-      <w:pPr>
-        <w:numPr>
-          <w:ilvl w:val="0"/>
-          <w:numId w:val="1003"/>
-        </w:numPr>
+    </w:p>
+    <w:p>
+      <w:pPr>
+        <w:pStyle w:val="BodyText"/>
       </w:pPr>
       <w:r>
         <w:t xml:space="preserve">HAN: Then bring the speed concern to me. Right now. That’s the path.</w:t>
       </w:r>
-      <w:r>
-        <w:t xml:space="preserve"> </w:t>
-      </w:r>
-      <w:r>
-        <w:t xml:space="preserve">한서연: 그럼 속도 우려를 저한테 가져와요. 지금. 그게 경로예요.</w:t>
-      </w:r>
-    </w:p>
-    <w:p>
-      <w:pPr>
-        <w:numPr>
-          <w:ilvl w:val="0"/>
-          <w:numId w:val="1003"/>
-        </w:numPr>
+    </w:p>
+    <w:p>
+      <w:pPr>
+        <w:pStyle w:val="BodyText"/>
       </w:pPr>
       <w:r>
         <w:t xml:space="preserve">DONGHOON: Five years is too short for Meiheng. They’ll want ten. If they refuse, we lose a year.</w:t>
       </w:r>
-      <w:r>
-        <w:t xml:space="preserve"> </w:t>
-      </w:r>
-      <w:r>
-        <w:t xml:space="preserve">최동훈: 메이헝에게 5년은 너무 짧아요. 10년을 원할 거예요. 거절하면 1년을 잃어요.</w:t>
-      </w:r>
-    </w:p>
-    <w:p>
-      <w:pPr>
-        <w:numPr>
-          <w:ilvl w:val="0"/>
-          <w:numId w:val="1003"/>
-        </w:numPr>
+    </w:p>
+    <w:p>
+      <w:pPr>
+        <w:pStyle w:val="BodyText"/>
       </w:pPr>
       <w:r>
         <w:t xml:space="preserve">GRACE: That’s a fair concern. Then let me add an option. Five years, plus five more if they hit the target.</w:t>
       </w:r>
-      <w:r>
-        <w:t xml:space="preserve"> </w:t>
-      </w:r>
-      <w:r>
-        <w:t xml:space="preserve">그레이스: 타당한 우려예요. 그럼 선택지를 더할게요. 5년, 목표 달성 시 5년 연장.</w:t>
-      </w:r>
-    </w:p>
-    <w:p>
-      <w:pPr>
-        <w:numPr>
-          <w:ilvl w:val="0"/>
-          <w:numId w:val="1003"/>
-        </w:numPr>
+    </w:p>
+    <w:p>
+      <w:pPr>
+        <w:pStyle w:val="BodyText"/>
       </w:pPr>
       <w:r>
         <w:t xml:space="preserve">DONGHOON: Ten years if they perform. Five if they don’t.</w:t>
       </w:r>
-      <w:r>
-        <w:t xml:space="preserve"> </w:t>
-      </w:r>
-      <w:r>
-        <w:t xml:space="preserve">최동훈: 성과를 내면 10년. 못 내면 5년.</w:t>
-      </w:r>
-    </w:p>
-    <w:p>
-      <w:pPr>
-        <w:numPr>
-          <w:ilvl w:val="0"/>
-          <w:numId w:val="1003"/>
-        </w:numPr>
+    </w:p>
+    <w:p>
+      <w:pPr>
+        <w:pStyle w:val="BodyText"/>
       </w:pPr>
       <w:r>
         <w:t xml:space="preserve">GRACE: Exactly. They earn the second five. Not with a signature. With clinics.</w:t>
       </w:r>
-      <w:r>
-        <w:t xml:space="preserve"> </w:t>
-      </w:r>
-      <w:r>
-        <w:t xml:space="preserve">그레이스: 정확해요. 두 번째 5년은 벌어야 해요. 서명이 아니라. 클리닉으로.</w:t>
-      </w:r>
-    </w:p>
-    <w:p>
-      <w:pPr>
-        <w:numPr>
-          <w:ilvl w:val="0"/>
-          <w:numId w:val="1003"/>
-        </w:numPr>
+    </w:p>
+    <w:p>
+      <w:pPr>
+        <w:pStyle w:val="BodyText"/>
       </w:pPr>
       <w:r>
         <w:t xml:space="preserve">DONGHOON: …That, I can sell to my board.</w:t>
       </w:r>
-      <w:r>
-        <w:t xml:space="preserve"> </w:t>
-      </w:r>
-      <w:r>
-        <w:t xml:space="preserve">최동훈: …그거라면 우리 이사회를 설득할 수 있어요.</w:t>
-      </w:r>
-    </w:p>
-    <w:p>
-      <w:pPr>
-        <w:numPr>
-          <w:ilvl w:val="0"/>
-          <w:numId w:val="1003"/>
-        </w:numPr>
+    </w:p>
+    <w:p>
+      <w:pPr>
+        <w:pStyle w:val="BodyText"/>
       </w:pPr>
       <w:r>
         <w:t xml:space="preserve">ELENA: And I confirm the safety position. No beauty institutions. Not for Veyra Fill, not for Daeyang’s toxin in our channel.</w:t>
       </w:r>
-      <w:r>
-        <w:t xml:space="preserve"> </w:t>
-      </w:r>
-      <w:r>
-        <w:t xml:space="preserve">엘레나: 그리고 안전 입장을 확인해요. 미용 기관 없음. 베이라 필도, 우리 채널의 대양 톡신도.</w:t>
-      </w:r>
-    </w:p>
-    <w:p>
-      <w:pPr>
-        <w:numPr>
-          <w:ilvl w:val="0"/>
-          <w:numId w:val="1003"/>
-        </w:numPr>
+    </w:p>
+    <w:p>
+      <w:pPr>
+        <w:pStyle w:val="BodyText"/>
       </w:pPr>
       <w:r>
         <w:t xml:space="preserve">DONGHOON: Our toxin too?</w:t>
       </w:r>
-      <w:r>
-        <w:t xml:space="preserve"> </w:t>
-      </w:r>
-      <w:r>
-        <w:t xml:space="preserve">최동훈: 우리 톡신도요?</w:t>
-      </w:r>
-    </w:p>
-    <w:p>
-      <w:pPr>
-        <w:numPr>
-          <w:ilvl w:val="0"/>
-          <w:numId w:val="1003"/>
-        </w:numPr>
+    </w:p>
+    <w:p>
+      <w:pPr>
+        <w:pStyle w:val="BodyText"/>
       </w:pPr>
       <w:r>
         <w:t xml:space="preserve">ELENA: If it goes through the joint venture, yes. That’s what</w:t>
@@ -1809,11 +1098,13 @@
       <w:r>
         <w:t xml:space="preserve">meant, Mr. Choi.</w:t>
       </w:r>
-      <w:r>
-        <w:t xml:space="preserve"> </w:t>
-      </w:r>
-      <w:r>
-        <w:t xml:space="preserve">엘레나: 합작법인을 거친다면, 네.</w:t>
+    </w:p>
+    <w:p>
+      <w:pPr>
+        <w:pStyle w:val="BodyText"/>
+      </w:pPr>
+      <w:r>
+        <w:t xml:space="preserve">HAN: I remember.</w:t>
       </w:r>
       <w:r>
         <w:t xml:space="preserve"> </w:t>
@@ -1822,83 +1113,24 @@
         <w:t xml:space="preserve">“</w:t>
       </w:r>
       <w:r>
-        <w:t xml:space="preserve">전부</w:t>
+        <w:t xml:space="preserve">These three are everything.</w:t>
       </w:r>
       <w:r>
         <w:t xml:space="preserve">”</w:t>
       </w:r>
       <w:r>
-        <w:t xml:space="preserve">라는 게 그런 뜻이었어요, 최 대표님.</w:t>
-      </w:r>
-    </w:p>
-    <w:p>
-      <w:pPr>
-        <w:numPr>
-          <w:ilvl w:val="0"/>
-          <w:numId w:val="1003"/>
-        </w:numPr>
-      </w:pPr>
-      <w:r>
-        <w:t xml:space="preserve">HAN: I remember.</w:t>
-      </w:r>
-      <w:r>
-        <w:t xml:space="preserve"> </w:t>
-      </w:r>
-      <w:r>
-        <w:t xml:space="preserve">“</w:t>
-      </w:r>
-      <w:r>
-        <w:t xml:space="preserve">These three are everything.</w:t>
-      </w:r>
-      <w:r>
-        <w:t xml:space="preserve">”</w:t>
-      </w:r>
-      <w:r>
         <w:t xml:space="preserve"> </w:t>
       </w:r>
       <w:r>
         <w:t xml:space="preserve">Recall, non-medical distribution, training standards.</w:t>
       </w:r>
-      <w:r>
-        <w:t xml:space="preserve"> </w:t>
-      </w:r>
-      <w:r>
-        <w:t xml:space="preserve">한서연: 기억해요.</w:t>
-      </w:r>
-      <w:r>
-        <w:t xml:space="preserve"> </w:t>
-      </w:r>
-      <w:r>
-        <w:t xml:space="preserve">“</w:t>
-      </w:r>
-      <w:r>
-        <w:t xml:space="preserve">이 세 가지가 전부예요.</w:t>
-      </w:r>
-      <w:r>
-        <w:t xml:space="preserve">”</w:t>
-      </w:r>
-      <w:r>
-        <w:t xml:space="preserve"> </w:t>
-      </w:r>
-      <w:r>
-        <w:t xml:space="preserve">회수, 비의료인 유통, 교육 기준.</w:t>
-      </w:r>
-    </w:p>
-    <w:p>
-      <w:pPr>
-        <w:numPr>
-          <w:ilvl w:val="0"/>
-          <w:numId w:val="1003"/>
-        </w:numPr>
+    </w:p>
+    <w:p>
+      <w:pPr>
+        <w:pStyle w:val="BodyText"/>
       </w:pPr>
       <w:r>
         <w:t xml:space="preserve">GRACE: Then I’ll send Meiheng the revised proposal tonight. Five plus five. Data stays. No institutions.</w:t>
-      </w:r>
-      <w:r>
-        <w:t xml:space="preserve"> </w:t>
-      </w:r>
-      <w:r>
-        <w:t xml:space="preserve">그레이스: 그럼 오늘 밤 메이헝에 수정 제안을 보낼게요. 5년 더하기 5년. 데이터는 그대로. 기관은 제외.</w:t>
       </w:r>
     </w:p>
     <w:bookmarkEnd w:id="23"/>
@@ -1913,427 +1145,202 @@
     </w:p>
     <w:p>
       <w:pPr>
-        <w:numPr>
-          <w:ilvl w:val="0"/>
-          <w:numId w:val="1004"/>
-        </w:numPr>
+        <w:pStyle w:val="FirstParagraph"/>
       </w:pPr>
       <w:r>
         <w:t xml:space="preserve">ZHOU: Ms. Kim. I’ve read your proposal. Five years, plus five on performance. A China data node. No institutions.</w:t>
       </w:r>
-      <w:r>
-        <w:t xml:space="preserve"> </w:t>
-      </w:r>
-      <w:r>
-        <w:t xml:space="preserve">저우: 김 대표님. 제안서 읽었어요. 5년, 성과 시 5년 추가. 중국 데이터 노드. 기관 제외.</w:t>
-      </w:r>
-    </w:p>
-    <w:p>
-      <w:pPr>
-        <w:numPr>
-          <w:ilvl w:val="0"/>
-          <w:numId w:val="1004"/>
-        </w:numPr>
+    </w:p>
+    <w:p>
+      <w:pPr>
+        <w:pStyle w:val="BodyText"/>
       </w:pPr>
       <w:r>
         <w:t xml:space="preserve">GRACE: And one addition. A joint counterfeit hotline. Your clinics report fakes, we analyze them, and both of us act.</w:t>
       </w:r>
-      <w:r>
-        <w:t xml:space="preserve"> </w:t>
-      </w:r>
-      <w:r>
-        <w:t xml:space="preserve">그레이스: 그리고 하나 추가. 공동 위조품 핫라인. 귀사 클리닉이 가짜를 신고하면, 우리가 분석하고, 양쪽이 함께 조치해요.</w:t>
-      </w:r>
-    </w:p>
-    <w:p>
-      <w:pPr>
-        <w:numPr>
-          <w:ilvl w:val="0"/>
-          <w:numId w:val="1004"/>
-        </w:numPr>
+    </w:p>
+    <w:p>
+      <w:pPr>
+        <w:pStyle w:val="BodyText"/>
       </w:pPr>
       <w:r>
         <w:t xml:space="preserve">ZHOU: That I like. It makes us the honest distributor. In China, that’s a brand.</w:t>
       </w:r>
-      <w:r>
-        <w:t xml:space="preserve"> </w:t>
-      </w:r>
-      <w:r>
-        <w:t xml:space="preserve">저우: 그건 마음에 드네요. 우리를 정직한 유통사로 만들어 주니까. 중국에선 그게 브랜드예요.</w:t>
-      </w:r>
-    </w:p>
-    <w:p>
-      <w:pPr>
-        <w:numPr>
-          <w:ilvl w:val="0"/>
-          <w:numId w:val="1004"/>
-        </w:numPr>
+    </w:p>
+    <w:p>
+      <w:pPr>
+        <w:pStyle w:val="BodyText"/>
       </w:pPr>
       <w:r>
         <w:t xml:space="preserve">GRACE: Then do we have an agreement?</w:t>
       </w:r>
-      <w:r>
-        <w:t xml:space="preserve"> </w:t>
-      </w:r>
-      <w:r>
-        <w:t xml:space="preserve">그레이스: 그럼 합의한 건가요?</w:t>
-      </w:r>
-    </w:p>
-    <w:p>
-      <w:pPr>
-        <w:numPr>
-          <w:ilvl w:val="0"/>
-          <w:numId w:val="1004"/>
-        </w:numPr>
+    </w:p>
+    <w:p>
+      <w:pPr>
+        <w:pStyle w:val="BodyText"/>
       </w:pPr>
       <w:r>
         <w:t xml:space="preserve">ZHOU: One question first. My board asked me why a Korean joint venture controls Chinese data, and I didn’t have a good answer. They’re worried that if your company is sold someday, a foreign buyer gets everything. Can you protect us from that?</w:t>
       </w:r>
-      <w:r>
-        <w:t xml:space="preserve"> </w:t>
-      </w:r>
-      <w:r>
-        <w:t xml:space="preserve">저우: 그 전에 질문 하나. 우리 이사회가 왜 한국 합작법인이 중국 데이터를 통제하냐고 물었는데, 좋은 답이 없었어요. 언젠가 귀사가 매각되면 외국 인수자가 전부 가져갈까 봐 걱정해요. 그걸 막아 줄 수 있어요?</w:t>
-      </w:r>
-    </w:p>
-    <w:p>
-      <w:pPr>
-        <w:numPr>
-          <w:ilvl w:val="0"/>
-          <w:numId w:val="1004"/>
-        </w:numPr>
+    </w:p>
+    <w:p>
+      <w:pPr>
+        <w:pStyle w:val="BodyText"/>
       </w:pPr>
       <w:r>
         <w:t xml:space="preserve">GRACE: Mr. Choi, this is your area. You built that clause last year.</w:t>
       </w:r>
-      <w:r>
-        <w:t xml:space="preserve"> </w:t>
-      </w:r>
-      <w:r>
-        <w:t xml:space="preserve">그레이스: 최 대표님, 이건 대표님 분야예요. 작년에 그 조항을 만드셨잖아요.</w:t>
-      </w:r>
-    </w:p>
-    <w:p>
-      <w:pPr>
-        <w:numPr>
-          <w:ilvl w:val="0"/>
-          <w:numId w:val="1004"/>
-        </w:numPr>
+    </w:p>
+    <w:p>
+      <w:pPr>
+        <w:pStyle w:val="BodyText"/>
       </w:pPr>
       <w:r>
         <w:t xml:space="preserve">DONGHOON: Mr. Zhou, last year, Daeyang insisted on a change-of-control clause to protect us from a hostile buyer. We can give Meiheng the same protection. If Veyra Asia’s ownership changes, the China data node stays in China, under Chinese law, and Meiheng has the right to end the exclusive without penalty.</w:t>
       </w:r>
-      <w:r>
-        <w:t xml:space="preserve"> </w:t>
-      </w:r>
-      <w:r>
-        <w:t xml:space="preserve">최동훈: 저우 부사장님, 작년에 대양은 적대적 인수자로부터 우리를 보호하려고 지배권 변경 조항을 고집했어요. 메이헝에도 같은 보호를 드릴 수 있어요. 베이라 아시아의 소유가 바뀌면 중국 데이터 노드는 중국 법 아래 중국에 남고, 메이헝은 위약금 없이 독점을 끝낼 권리를 가져요.</w:t>
-      </w:r>
-    </w:p>
-    <w:p>
-      <w:pPr>
-        <w:numPr>
-          <w:ilvl w:val="0"/>
-          <w:numId w:val="1004"/>
-        </w:numPr>
+    </w:p>
+    <w:p>
+      <w:pPr>
+        <w:pStyle w:val="BodyText"/>
       </w:pPr>
       <w:r>
         <w:t xml:space="preserve">ZHOU: …That’s a good answer. My board will like it.</w:t>
       </w:r>
-      <w:r>
-        <w:t xml:space="preserve"> </w:t>
-      </w:r>
-      <w:r>
-        <w:t xml:space="preserve">저우: …좋은 답이네요. 우리 이사회가 좋아할 거예요.</w:t>
-      </w:r>
-    </w:p>
-    <w:p>
-      <w:pPr>
-        <w:numPr>
-          <w:ilvl w:val="0"/>
-          <w:numId w:val="1004"/>
-        </w:numPr>
+    </w:p>
+    <w:p>
+      <w:pPr>
+        <w:pStyle w:val="BodyText"/>
       </w:pPr>
       <w:r>
         <w:t xml:space="preserve">GRACE: Thank you, Mr. Choi. That was exactly the answer.</w:t>
       </w:r>
-      <w:r>
-        <w:t xml:space="preserve"> </w:t>
-      </w:r>
-      <w:r>
-        <w:t xml:space="preserve">그레이스: 고마워요, 최 대표님. 바로 그 답이었어요.</w:t>
-      </w:r>
-    </w:p>
-    <w:p>
-      <w:pPr>
-        <w:numPr>
-          <w:ilvl w:val="0"/>
-          <w:numId w:val="1004"/>
-        </w:numPr>
+    </w:p>
+    <w:p>
+      <w:pPr>
+        <w:pStyle w:val="BodyText"/>
       </w:pPr>
       <w:r>
         <w:t xml:space="preserve">DONGHOON: Speed and safety. Maybe they’re not opposites.</w:t>
       </w:r>
-      <w:r>
-        <w:t xml:space="preserve"> </w:t>
-      </w:r>
-      <w:r>
-        <w:t xml:space="preserve">최동훈: 속도와 안전. 어쩌면 반대가 아닐지도 모르겠네요.</w:t>
-      </w:r>
-    </w:p>
-    <w:p>
-      <w:pPr>
-        <w:numPr>
-          <w:ilvl w:val="0"/>
-          <w:numId w:val="1004"/>
-        </w:numPr>
+    </w:p>
+    <w:p>
+      <w:pPr>
+        <w:pStyle w:val="BodyText"/>
       </w:pPr>
       <w:r>
         <w:t xml:space="preserve">ZHOU: Then we have an agreement. In principle. Lawyers next.</w:t>
       </w:r>
-      <w:r>
-        <w:t xml:space="preserve"> </w:t>
-      </w:r>
-      <w:r>
-        <w:t xml:space="preserve">저우: 그럼 합의했어요. 원칙적으로. 다음은 변호사들.</w:t>
-      </w:r>
-    </w:p>
-    <w:p>
-      <w:pPr>
-        <w:numPr>
-          <w:ilvl w:val="0"/>
-          <w:numId w:val="1004"/>
-        </w:numPr>
+    </w:p>
+    <w:p>
+      <w:pPr>
+        <w:pStyle w:val="BodyText"/>
       </w:pPr>
       <w:r>
         <w:t xml:space="preserve">SUJIN: And quality audits of Meiheng’s warehouses. Twice a year. Unannounced once.</w:t>
       </w:r>
-      <w:r>
-        <w:t xml:space="preserve"> </w:t>
-      </w:r>
-      <w:r>
-        <w:t xml:space="preserve">수진: 그리고 메이헝 창고 품질 감사. 1년에 두 번. 한 번은 불시에.</w:t>
-      </w:r>
-    </w:p>
-    <w:p>
-      <w:pPr>
-        <w:numPr>
-          <w:ilvl w:val="0"/>
-          <w:numId w:val="1004"/>
-        </w:numPr>
+    </w:p>
+    <w:p>
+      <w:pPr>
+        <w:pStyle w:val="BodyText"/>
       </w:pPr>
       <w:r>
         <w:t xml:space="preserve">ZHOU: Unannounced? Ms. Lee, you’re very strict.</w:t>
       </w:r>
-      <w:r>
-        <w:t xml:space="preserve"> </w:t>
-      </w:r>
-      <w:r>
-        <w:t xml:space="preserve">저우: 불시에요? 이 팀장님, 아주 엄격하시네요.</w:t>
-      </w:r>
-    </w:p>
-    <w:p>
-      <w:pPr>
-        <w:numPr>
-          <w:ilvl w:val="0"/>
-          <w:numId w:val="1004"/>
-        </w:numPr>
+    </w:p>
+    <w:p>
+      <w:pPr>
+        <w:pStyle w:val="BodyText"/>
       </w:pPr>
       <w:r>
         <w:t xml:space="preserve">SUJIN: In Ochang, they call me worse things.</w:t>
       </w:r>
-      <w:r>
-        <w:t xml:space="preserve"> </w:t>
-      </w:r>
-      <w:r>
-        <w:t xml:space="preserve">수진: 오창에선 더 심한 별명으로 불려요.</w:t>
-      </w:r>
-    </w:p>
-    <w:p>
-      <w:pPr>
-        <w:numPr>
-          <w:ilvl w:val="0"/>
-          <w:numId w:val="1004"/>
-        </w:numPr>
+    </w:p>
+    <w:p>
+      <w:pPr>
+        <w:pStyle w:val="BodyText"/>
       </w:pPr>
       <w:r>
         <w:t xml:space="preserve">LIN: Before we close, some news. The ethics committee approved our trial this morning. First patient next month.</w:t>
       </w:r>
-      <w:r>
-        <w:t xml:space="preserve"> </w:t>
-      </w:r>
-      <w:r>
-        <w:t xml:space="preserve">린: 마치기 전에 소식 하나. 오늘 아침 윤리위원회가 임상을 승인했어요. 다음 달에 첫 환자예요.</w:t>
-      </w:r>
-    </w:p>
-    <w:p>
-      <w:pPr>
-        <w:numPr>
-          <w:ilvl w:val="0"/>
-          <w:numId w:val="1004"/>
-        </w:numPr>
+    </w:p>
+    <w:p>
+      <w:pPr>
+        <w:pStyle w:val="BodyText"/>
       </w:pPr>
       <w:r>
         <w:t xml:space="preserve">GRACE: Professor Lin, that’s faster than Japan.</w:t>
       </w:r>
-      <w:r>
-        <w:t xml:space="preserve"> </w:t>
-      </w:r>
-      <w:r>
-        <w:t xml:space="preserve">그레이스: 린 교수님, 일본보다 빠르네요.</w:t>
-      </w:r>
-    </w:p>
-    <w:p>
-      <w:pPr>
-        <w:numPr>
-          <w:ilvl w:val="0"/>
-          <w:numId w:val="1004"/>
-        </w:numPr>
+    </w:p>
+    <w:p>
+      <w:pPr>
+        <w:pStyle w:val="BodyText"/>
       </w:pPr>
       <w:r>
         <w:t xml:space="preserve">LIN: Because your documents had no mistakes. Ms. Lee’s translation was better than mine.</w:t>
       </w:r>
-      <w:r>
-        <w:t xml:space="preserve"> </w:t>
-      </w:r>
-      <w:r>
-        <w:t xml:space="preserve">린: 서류에 실수가 없었으니까요. 이 팀장님 번역이 제 것보다 나았어요.</w:t>
-      </w:r>
-    </w:p>
-    <w:p>
-      <w:pPr>
-        <w:numPr>
-          <w:ilvl w:val="0"/>
-          <w:numId w:val="1004"/>
-        </w:numPr>
+    </w:p>
+    <w:p>
+      <w:pPr>
+        <w:pStyle w:val="BodyText"/>
       </w:pPr>
       <w:r>
         <w:t xml:space="preserve">ELENA: Professor, may I visit the trial site when it starts? I’d like to meet your injectors.</w:t>
       </w:r>
-      <w:r>
-        <w:t xml:space="preserve"> </w:t>
-      </w:r>
-      <w:r>
-        <w:t xml:space="preserve">엘레나: 교수님, 시작하면 임상 현장을 방문해도 될까요? 시술자분들을 만나고 싶어요.</w:t>
-      </w:r>
-    </w:p>
-    <w:p>
-      <w:pPr>
-        <w:numPr>
-          <w:ilvl w:val="0"/>
-          <w:numId w:val="1004"/>
-        </w:numPr>
+    </w:p>
+    <w:p>
+      <w:pPr>
+        <w:pStyle w:val="BodyText"/>
       </w:pPr>
       <w:r>
         <w:t xml:space="preserve">LIN: Please. And bring your rescue protocol. In Chinese, if possible.</w:t>
       </w:r>
-      <w:r>
-        <w:t xml:space="preserve"> </w:t>
-      </w:r>
-      <w:r>
-        <w:t xml:space="preserve">린: 그러세요. 그리고 응급 프로토콜도 가져오세요. 가능하면 중국어로.</w:t>
-      </w:r>
-    </w:p>
-    <w:p>
-      <w:pPr>
-        <w:numPr>
-          <w:ilvl w:val="0"/>
-          <w:numId w:val="1004"/>
-        </w:numPr>
+    </w:p>
+    <w:p>
+      <w:pPr>
+        <w:pStyle w:val="BodyText"/>
       </w:pPr>
       <w:r>
         <w:t xml:space="preserve">SUJIN: I’ll translate it this week. On another plane, probably.</w:t>
       </w:r>
-      <w:r>
-        <w:t xml:space="preserve"> </w:t>
-      </w:r>
-      <w:r>
-        <w:t xml:space="preserve">수진: 이번 주에 번역할게요. 아마 또 비행기에서요.</w:t>
-      </w:r>
-    </w:p>
-    <w:p>
-      <w:pPr>
-        <w:numPr>
-          <w:ilvl w:val="0"/>
-          <w:numId w:val="1004"/>
-        </w:numPr>
+    </w:p>
+    <w:p>
+      <w:pPr>
+        <w:pStyle w:val="BodyText"/>
       </w:pPr>
       <w:r>
         <w:t xml:space="preserve">NOAH: Grace, may I say one thing? As a shareholder, not as your boss.</w:t>
       </w:r>
-      <w:r>
-        <w:t xml:space="preserve"> </w:t>
-      </w:r>
-      <w:r>
-        <w:t xml:space="preserve">노아: 그레이스, 하나만 말해도 될까요? 상사가 아니라 주주로서.</w:t>
-      </w:r>
-    </w:p>
-    <w:p>
-      <w:pPr>
-        <w:numPr>
-          <w:ilvl w:val="0"/>
-          <w:numId w:val="1004"/>
-        </w:numPr>
+    </w:p>
+    <w:p>
+      <w:pPr>
+        <w:pStyle w:val="BodyText"/>
       </w:pPr>
       <w:r>
         <w:t xml:space="preserve">GRACE: As a shareholder, yes.</w:t>
       </w:r>
-      <w:r>
-        <w:t xml:space="preserve"> </w:t>
-      </w:r>
-      <w:r>
-        <w:t xml:space="preserve">그레이스: 주주로서라면, 네.</w:t>
-      </w:r>
-    </w:p>
-    <w:p>
-      <w:pPr>
-        <w:numPr>
-          <w:ilvl w:val="0"/>
-          <w:numId w:val="1004"/>
-        </w:numPr>
+    </w:p>
+    <w:p>
+      <w:pPr>
+        <w:pStyle w:val="BodyText"/>
       </w:pPr>
       <w:r>
         <w:t xml:space="preserve">NOAH: Not long ago, you were the interpreter nobody told anything. Today, you said no three times to the biggest distributor in East China, fixed how your board disagrees, and opened the largest launch in our history. I didn’t do any of that. I just stayed out of the way.</w:t>
       </w:r>
-      <w:r>
-        <w:t xml:space="preserve"> </w:t>
-      </w:r>
-      <w:r>
-        <w:t xml:space="preserve">노아: 얼마 전까지 당신은 아무도 아무것도 말해 주지 않는 통역사였어요. 오늘 당신은 화동 최대 유통사에 세 번 거절했고, 이사회가 의견을 달리하는 방식을 고쳤고, 우리 역사상 가장 큰 출시를 열었어요. 난 그중 아무것도 안 했어요. 그냥 비켜 있었을 뿐이에요.</w:t>
-      </w:r>
-    </w:p>
-    <w:p>
-      <w:pPr>
-        <w:numPr>
-          <w:ilvl w:val="0"/>
-          <w:numId w:val="1004"/>
-        </w:numPr>
+    </w:p>
+    <w:p>
+      <w:pPr>
+        <w:pStyle w:val="BodyText"/>
       </w:pPr>
       <w:r>
         <w:t xml:space="preserve">GRACE: Staying out of the way was the hardest part for you. I know.</w:t>
       </w:r>
-      <w:r>
-        <w:t xml:space="preserve"> </w:t>
-      </w:r>
-      <w:r>
-        <w:t xml:space="preserve">그레이스: 비켜 있는 게 대표님한텐 제일 어려운 일이었죠. 알아요.</w:t>
-      </w:r>
-    </w:p>
-    <w:p>
-      <w:pPr>
-        <w:numPr>
-          <w:ilvl w:val="0"/>
-          <w:numId w:val="1004"/>
-        </w:numPr>
+    </w:p>
+    <w:p>
+      <w:pPr>
+        <w:pStyle w:val="BodyText"/>
       </w:pPr>
       <w:r>
         <w:t xml:space="preserve">HAN: Meeting closed. Thank you, everyone. Grace, dinner tonight? I’m buying.</w:t>
-      </w:r>
-      <w:r>
-        <w:t xml:space="preserve"> </w:t>
-      </w:r>
-      <w:r>
-        <w:t xml:space="preserve">한서연: 회의를 마칩니다. 모두 감사해요. 그레이스, 오늘 저녁 어때요? 내가 살게요.</w:t>
       </w:r>
     </w:p>
     <w:bookmarkEnd w:id="24"/>
@@ -2348,257 +1355,122 @@
     </w:p>
     <w:p>
       <w:pPr>
-        <w:numPr>
-          <w:ilvl w:val="0"/>
-          <w:numId w:val="1005"/>
-        </w:numPr>
+        <w:pStyle w:val="FirstParagraph"/>
       </w:pPr>
       <w:r>
         <w:t xml:space="preserve">GRACE: You chose a pojangmacha. The chair of the board, in a plastic tent.</w:t>
       </w:r>
-      <w:r>
-        <w:t xml:space="preserve"> </w:t>
-      </w:r>
-      <w:r>
-        <w:t xml:space="preserve">그레이스: 포장마차를 고르셨네요. 이사회 의장님이 비닐 천막에.</w:t>
-      </w:r>
-    </w:p>
-    <w:p>
-      <w:pPr>
-        <w:numPr>
-          <w:ilvl w:val="0"/>
-          <w:numId w:val="1005"/>
-        </w:numPr>
+    </w:p>
+    <w:p>
+      <w:pPr>
+        <w:pStyle w:val="BodyText"/>
       </w:pPr>
       <w:r>
         <w:t xml:space="preserve">HAN: My father had one like this. Near Dongdaemun. I did my homework at the corner table.</w:t>
       </w:r>
-      <w:r>
-        <w:t xml:space="preserve"> </w:t>
-      </w:r>
-      <w:r>
-        <w:t xml:space="preserve">한서연: 아버지가 이런 걸 하셨어요. 동대문 근처에서. 저는 구석 테이블에서 숙제를 했죠.</w:t>
-      </w:r>
-    </w:p>
-    <w:p>
-      <w:pPr>
-        <w:numPr>
-          <w:ilvl w:val="0"/>
-          <w:numId w:val="1005"/>
-        </w:numPr>
+    </w:p>
+    <w:p>
+      <w:pPr>
+        <w:pStyle w:val="BodyText"/>
       </w:pPr>
       <w:r>
         <w:t xml:space="preserve">DONGHOON: May I join you? I won’t stay long.</w:t>
       </w:r>
-      <w:r>
-        <w:t xml:space="preserve"> </w:t>
-      </w:r>
-      <w:r>
-        <w:t xml:space="preserve">최동훈: 합석해도 될까요? 오래 있진 않을게요.</w:t>
-      </w:r>
-    </w:p>
-    <w:p>
-      <w:pPr>
-        <w:numPr>
-          <w:ilvl w:val="0"/>
-          <w:numId w:val="1005"/>
-        </w:numPr>
+    </w:p>
+    <w:p>
+      <w:pPr>
+        <w:pStyle w:val="BodyText"/>
       </w:pPr>
       <w:r>
         <w:t xml:space="preserve">HAN: Sit, Mr. Choi. Pour for others. Never for yourself.</w:t>
       </w:r>
-      <w:r>
-        <w:t xml:space="preserve"> </w:t>
-      </w:r>
-      <w:r>
-        <w:t xml:space="preserve">한서연: 앉으세요, 최 대표님. 남에게 따르고. 자기 잔엔 절대 따르지 말고.</w:t>
-      </w:r>
-    </w:p>
-    <w:p>
-      <w:pPr>
-        <w:numPr>
-          <w:ilvl w:val="0"/>
-          <w:numId w:val="1005"/>
-        </w:numPr>
+    </w:p>
+    <w:p>
+      <w:pPr>
+        <w:pStyle w:val="BodyText"/>
       </w:pPr>
       <w:r>
         <w:t xml:space="preserve">DONGHOON: Ms. Kim, I went around you. I called Noah because I thought a founder would be easier than a CEO who used to be an interpreter. That was disrespectful, and it was also wrong, because you got a better deal than I would have. I’m sorry.</w:t>
       </w:r>
-      <w:r>
-        <w:t xml:space="preserve"> </w:t>
-      </w:r>
-      <w:r>
-        <w:t xml:space="preserve">최동훈: 김 대표, 제가 대표님을 우회했어요. 통역사 출신 CEO보다 창업자가 더 쉬울 거라고 생각해서 노아에게 전화했어요. 무례했고, 틀리기도 했어요. 대표님이 제가 했을 것보다 더 좋은 거래를 얻었으니까요. 죄송합니다.</w:t>
-      </w:r>
-    </w:p>
-    <w:p>
-      <w:pPr>
-        <w:numPr>
-          <w:ilvl w:val="0"/>
-          <w:numId w:val="1005"/>
-        </w:numPr>
+    </w:p>
+    <w:p>
+      <w:pPr>
+        <w:pStyle w:val="BodyText"/>
       </w:pPr>
       <w:r>
         <w:t xml:space="preserve">GRACE: Thank you, Mr. Choi. Next time, go through me. I’ll always pick up.</w:t>
       </w:r>
-      <w:r>
-        <w:t xml:space="preserve"> </w:t>
-      </w:r>
-      <w:r>
-        <w:t xml:space="preserve">그레이스: 고맙습니다, 최 대표님. 다음엔 저를 거쳐 주세요. 저는 항상 받을 거예요.</w:t>
-      </w:r>
-    </w:p>
-    <w:p>
-      <w:pPr>
-        <w:numPr>
-          <w:ilvl w:val="0"/>
-          <w:numId w:val="1005"/>
-        </w:numPr>
+    </w:p>
+    <w:p>
+      <w:pPr>
+        <w:pStyle w:val="BodyText"/>
       </w:pPr>
       <w:r>
         <w:t xml:space="preserve">DONGHOON: Even at midnight?</w:t>
       </w:r>
-      <w:r>
-        <w:t xml:space="preserve"> </w:t>
-      </w:r>
-      <w:r>
-        <w:t xml:space="preserve">최동훈: 자정에도요?</w:t>
-      </w:r>
-    </w:p>
-    <w:p>
-      <w:pPr>
-        <w:numPr>
-          <w:ilvl w:val="0"/>
-          <w:numId w:val="1005"/>
-        </w:numPr>
+    </w:p>
+    <w:p>
+      <w:pPr>
+        <w:pStyle w:val="BodyText"/>
       </w:pPr>
       <w:r>
         <w:t xml:space="preserve">GRACE: Especially at midnight. That’s when the real problems call.</w:t>
       </w:r>
-      <w:r>
-        <w:t xml:space="preserve"> </w:t>
-      </w:r>
-      <w:r>
-        <w:t xml:space="preserve">그레이스: 특히 자정에요. 진짜 문제는 그때 전화하거든요.</w:t>
-      </w:r>
-    </w:p>
-    <w:p>
-      <w:pPr>
-        <w:numPr>
-          <w:ilvl w:val="0"/>
-          <w:numId w:val="1005"/>
-        </w:numPr>
+    </w:p>
+    <w:p>
+      <w:pPr>
+        <w:pStyle w:val="BodyText"/>
       </w:pPr>
       <w:r>
         <w:t xml:space="preserve">HAN: Then a toast. To the path.</w:t>
       </w:r>
-      <w:r>
-        <w:t xml:space="preserve"> </w:t>
-      </w:r>
-      <w:r>
-        <w:t xml:space="preserve">한서연: 그럼 건배. 경로를 위하여.</w:t>
-      </w:r>
-    </w:p>
-    <w:p>
-      <w:pPr>
-        <w:numPr>
-          <w:ilvl w:val="0"/>
-          <w:numId w:val="1005"/>
-        </w:numPr>
+    </w:p>
+    <w:p>
+      <w:pPr>
+        <w:pStyle w:val="BodyText"/>
       </w:pPr>
       <w:r>
         <w:t xml:space="preserve">DONGHOON: To the path. And to speed. A little.</w:t>
       </w:r>
-      <w:r>
-        <w:t xml:space="preserve"> </w:t>
-      </w:r>
-      <w:r>
-        <w:t xml:space="preserve">최동훈: 경로를 위하여. 그리고 속도를 위하여. 조금은.</w:t>
-      </w:r>
-    </w:p>
-    <w:p>
-      <w:pPr>
-        <w:numPr>
-          <w:ilvl w:val="0"/>
-          <w:numId w:val="1005"/>
-        </w:numPr>
+    </w:p>
+    <w:p>
+      <w:pPr>
+        <w:pStyle w:val="BodyText"/>
       </w:pPr>
       <w:r>
         <w:t xml:space="preserve">GRACE: My phone. It’s Su-jin. She went back to Ochang this afternoon.</w:t>
       </w:r>
-      <w:r>
-        <w:t xml:space="preserve"> </w:t>
-      </w:r>
-      <w:r>
-        <w:t xml:space="preserve">그레이스: 전화예요. 수진 씨예요. 오늘 오후에 오창으로 돌아갔어요.</w:t>
-      </w:r>
-    </w:p>
-    <w:p>
-      <w:pPr>
-        <w:numPr>
-          <w:ilvl w:val="0"/>
-          <w:numId w:val="1005"/>
-        </w:numPr>
+    </w:p>
+    <w:p>
+      <w:pPr>
+        <w:pStyle w:val="BodyText"/>
       </w:pPr>
       <w:r>
         <w:t xml:space="preserve">SUJIN: Grace, sorry to interrupt dinner. A letter just arrived from the US FDA. They’re inspecting Line C.</w:t>
       </w:r>
-      <w:r>
-        <w:t xml:space="preserve"> </w:t>
-      </w:r>
-      <w:r>
-        <w:t xml:space="preserve">수진: 그레이스, 저녁 방해해서 미안해요. 방금 미국 FDA에서 서한이 왔어요. 라인 C를 실사한대요.</w:t>
-      </w:r>
-    </w:p>
-    <w:p>
-      <w:pPr>
-        <w:numPr>
-          <w:ilvl w:val="0"/>
-          <w:numId w:val="1005"/>
-        </w:numPr>
+    </w:p>
+    <w:p>
+      <w:pPr>
+        <w:pStyle w:val="BodyText"/>
       </w:pPr>
       <w:r>
         <w:t xml:space="preserve">GRACE: When?</w:t>
       </w:r>
-      <w:r>
-        <w:t xml:space="preserve"> </w:t>
-      </w:r>
-      <w:r>
-        <w:t xml:space="preserve">그레이스: 언제요?</w:t>
-      </w:r>
-    </w:p>
-    <w:p>
-      <w:pPr>
-        <w:numPr>
-          <w:ilvl w:val="0"/>
-          <w:numId w:val="1005"/>
-        </w:numPr>
+    </w:p>
+    <w:p>
+      <w:pPr>
+        <w:pStyle w:val="BodyText"/>
       </w:pPr>
       <w:r>
         <w:t xml:space="preserve">SUJIN: Three weeks. A pre-approval inspection. Two inspectors, four days. Before Line C can ship a single syringe to America, it has to pass. I’ve already called Leo and Marisol, and Priya is booking a flight.</w:t>
       </w:r>
-      <w:r>
-        <w:t xml:space="preserve"> </w:t>
-      </w:r>
-      <w:r>
-        <w:t xml:space="preserve">수진: 3주 뒤요. 사전 승인 실사. 실사관 두 명, 4일. 라인 C가 미국에 주사기 하나라도 보내려면 통과해야 해요. 벌써 레오와 마리솔에게 전화했고, 프리야는 비행기를 예약하고 있어요.</w:t>
-      </w:r>
-    </w:p>
-    <w:p>
-      <w:pPr>
-        <w:numPr>
-          <w:ilvl w:val="0"/>
-          <w:numId w:val="1005"/>
-        </w:numPr>
+    </w:p>
+    <w:p>
+      <w:pPr>
+        <w:pStyle w:val="BodyText"/>
       </w:pPr>
       <w:r>
         <w:t xml:space="preserve">GRACE: Then tonight we toast. Tomorrow we prepare. Mr. Choi, how fast can Daeyang’s people get to Ochang?</w:t>
-      </w:r>
-      <w:r>
-        <w:t xml:space="preserve"> </w:t>
-      </w:r>
-      <w:r>
-        <w:t xml:space="preserve">그레이스: 그럼 오늘 밤엔 건배하고. 내일은 준비해요. 최 대표님, 대양 사람들이 오창에 얼마나 빨리 올 수 있어요?</w:t>
       </w:r>
     </w:p>
     <w:p>
@@ -2739,7 +1611,7 @@
               <w:jc w:val="left"/>
             </w:pPr>
             <w:r>
-              <w:t xml:space="preserve">6~7턴. 개인정보를 해당 국가 안에 저장해야 하는 규제.</w:t>
+              <w:t xml:space="preserve">도입. 개인정보를 해당 국가 안에 저장해야 하는 규제.</w:t>
             </w:r>
           </w:p>
         </w:tc>
@@ -2789,7 +1661,7 @@
               <w:jc w:val="left"/>
             </w:pPr>
             <w:r>
-              <w:t xml:space="preserve">9턴. 통제권은 나눌 수 없다는 논리.</w:t>
+              <w:t xml:space="preserve">도입. 통제권은 나눌 수 없다는 논리.</w:t>
             </w:r>
           </w:p>
         </w:tc>
@@ -2839,7 +1711,7 @@
               <w:jc w:val="left"/>
             </w:pPr>
             <w:r>
-              <w:t xml:space="preserve">17턴. 협상 첫 질문.</w:t>
+              <w:t xml:space="preserve">장면1. 협상 첫 질문.</w:t>
             </w:r>
           </w:p>
         </w:tc>
@@ -2889,7 +1761,7 @@
               <w:jc w:val="left"/>
             </w:pPr>
             <w:r>
-              <w:t xml:space="preserve">34턴. 개인 의견이 아닌 규칙으로 거절.</w:t>
+              <w:t xml:space="preserve">장면1. 개인 의견이 아닌 규칙으로 거절.</w:t>
             </w:r>
           </w:p>
         </w:tc>
@@ -2939,7 +1811,7 @@
               <w:jc w:val="left"/>
             </w:pPr>
             <w:r>
-              <w:t xml:space="preserve">61턴. 우회 보고 거절.</w:t>
+              <w:t xml:space="preserve">장면2. 우회 보고 거절.</w:t>
             </w:r>
           </w:p>
         </w:tc>
@@ -2989,7 +1861,7 @@
               <w:jc w:val="left"/>
             </w:pPr>
             <w:r>
-              <w:t xml:space="preserve">64턴. 실행 전 합의 방식 정리.</w:t>
+              <w:t xml:space="preserve">장면2. 실행 전 합의 방식 정리.</w:t>
             </w:r>
           </w:p>
         </w:tc>
@@ -3039,7 +1911,7 @@
               <w:jc w:val="left"/>
             </w:pPr>
             <w:r>
-              <w:t xml:space="preserve">66턴. 이견을 올리는 단계.</w:t>
+              <w:t xml:space="preserve">장면2. 이견을 올리는 단계.</w:t>
             </w:r>
           </w:p>
         </w:tc>
@@ -3089,7 +1961,7 @@
               <w:jc w:val="left"/>
             </w:pPr>
             <w:r>
-              <w:t xml:space="preserve">74턴. 성과 조건부 연장.</w:t>
+              <w:t xml:space="preserve">장면2. 성과 조건부 연장.</w:t>
             </w:r>
           </w:p>
         </w:tc>
@@ -3139,7 +2011,7 @@
               <w:jc w:val="left"/>
             </w:pPr>
             <w:r>
-              <w:t xml:space="preserve">87턴. 소유 변경 시 상대 보호.</w:t>
+              <w:t xml:space="preserve">절정·전환. 소유 변경 시 상대 보호.</w:t>
             </w:r>
           </w:p>
         </w:tc>
@@ -3189,7 +2061,7 @@
               <w:jc w:val="left"/>
             </w:pPr>
             <w:r>
-              <w:t xml:space="preserve">111턴. 관계 회복과 경계 설정.</w:t>
+              <w:t xml:space="preserve">마무리. 관계 회복과 경계 설정.</w:t>
             </w:r>
           </w:p>
         </w:tc>
@@ -3479,7 +2351,7 @@
           <w:bCs/>
           <w:b/>
         </w:rPr>
-        <w:t xml:space="preserve">23턴 GRACE:</w:t>
+        <w:t xml:space="preserve">GRACE (장면1):</w:t>
       </w:r>
       <w:r>
         <w:t xml:space="preserve"> </w:t>
@@ -3794,9 +2666,1084 @@
         <w:t xml:space="preserve">고객사가 원본 설계 파일을 요구할 때, 거절하면서 그것이 고객사에도 이익인 이유를 45단어 안팎으로 말하기.</w:t>
       </w:r>
     </w:p>
+    <w:p>
+      <w:r>
+        <w:pict>
+          <v:rect style="width:0;height:1.5pt" o:hralign="center" o:hrstd="t" o:hr="t"/>
+        </w:pict>
+      </w:r>
+    </w:p>
     <w:bookmarkEnd w:id="30"/>
     <w:bookmarkEnd w:id="31"/>
+    <w:bookmarkStart w:id="37" w:name="한국어-번역"/>
+    <w:p>
+      <w:pPr>
+        <w:pStyle w:val="Heading2"/>
+      </w:pPr>
+      <w:r>
+        <w:t xml:space="preserve">한국어 번역</w:t>
+      </w:r>
+    </w:p>
+    <w:bookmarkStart w:id="32" w:name="도입-10월-27일-오전-9시-서울-veyra-asia-회의실-1"/>
+    <w:p>
+      <w:pPr>
+        <w:pStyle w:val="Heading3"/>
+      </w:pPr>
+      <w:r>
+        <w:t xml:space="preserve">도입 — 10월 27일 오전 9시, 서울 Veyra Asia 회의실</w:t>
+      </w:r>
+    </w:p>
+    <w:p>
+      <w:pPr>
+        <w:pStyle w:val="FirstParagraph"/>
+      </w:pPr>
+      <w:r>
+        <w:t xml:space="preserve">그레이스: 서울은 좋은 아침, 오스틴은 좋은 저녁. 오늘 안건 하나. 상하이. 메이헝 메디컬.</w:t>
+      </w:r>
+    </w:p>
+    <w:p>
+      <w:pPr>
+        <w:pStyle w:val="BodyText"/>
+      </w:pPr>
+      <w:r>
+        <w:t xml:space="preserve">노아: 클리닉 9,000곳. 그리고 우리가 누구에게도 준 적 없는 것. 그게 뭐예요?</w:t>
+      </w:r>
+    </w:p>
+    <w:p>
+      <w:pPr>
+        <w:pStyle w:val="BodyText"/>
+      </w:pPr>
+      <w:r>
+        <w:t xml:space="preserve">그레이스: 중국 10년 독점. 그건 흔한 일이고요. 그리고 일련번호 스캔 데이터베이스를 직접 운영하고 싶어 해요. 자기네 서버에서.</w:t>
+      </w:r>
+    </w:p>
+    <w:p>
+      <w:pPr>
+        <w:pStyle w:val="BodyText"/>
+      </w:pPr>
+      <w:r>
+        <w:t xml:space="preserve">엘레나: 우리 추적 시스템. 위조품을 잡아낸 그거요.</w:t>
+      </w:r>
+    </w:p>
+    <w:p>
+      <w:pPr>
+        <w:pStyle w:val="BodyText"/>
+      </w:pPr>
+      <w:r>
+        <w:t xml:space="preserve">그레이스: 그래서 연락한 거예요. 경고를 봤대요. 진품을 원하고, 그게 진품이라는 걸 증명하는 것도 원해요.</w:t>
+      </w:r>
+    </w:p>
+    <w:p>
+      <w:pPr>
+        <w:pStyle w:val="BodyText"/>
+      </w:pPr>
+      <w:r>
+        <w:t xml:space="preserve">한서연: 중국 법이 이걸 복잡하게 만들어요. 중국 환자 개인정보는 중국 안에 있어야 해요.</w:t>
+      </w:r>
+    </w:p>
+    <w:p>
+      <w:pPr>
+        <w:pStyle w:val="BodyText"/>
+      </w:pPr>
+      <w:r>
+        <w:t xml:space="preserve">수진: 그러니까 데이터가 서울이나 오스틴에 있을 수 없어요. 중국에 있어야 하죠. 열쇠는 누가 갖죠?</w:t>
+      </w:r>
+    </w:p>
+    <w:p>
+      <w:pPr>
+        <w:pStyle w:val="BodyText"/>
+      </w:pPr>
+      <w:r>
+        <w:t xml:space="preserve">최동훈: 메이헝은 화동 지역 최대 유통사예요. 열쇠를 원하면 복사본을 줘요.</w:t>
+      </w:r>
+    </w:p>
+    <w:p>
+      <w:pPr>
+        <w:pStyle w:val="BodyText"/>
+      </w:pPr>
+      <w:r>
+        <w:t xml:space="preserve">그레이스: 열쇠 복사본도 열쇠예요, 최 대표님.</w:t>
+      </w:r>
+    </w:p>
+    <w:p>
+      <w:pPr>
+        <w:pStyle w:val="BodyText"/>
+      </w:pPr>
+      <w:r>
+        <w:t xml:space="preserve">최동훈: 대양 톡신은 그 채널이 필요해요. 속도가 중요해요. 중국은 우릴 기다려 주지 않아요.</w:t>
+      </w:r>
+    </w:p>
+    <w:p>
+      <w:pPr>
+        <w:pStyle w:val="BodyText"/>
+      </w:pPr>
+      <w:r>
+        <w:t xml:space="preserve">한서연: 이 방에서 결정하지 말죠. 그레이스, 수요일에 상하이 갈 거죠?</w:t>
+      </w:r>
+    </w:p>
+    <w:p>
+      <w:pPr>
+        <w:pStyle w:val="BodyText"/>
+      </w:pPr>
+      <w:r>
+        <w:t xml:space="preserve">그레이스: 수진 씨와 함께요. 먼저 들을게요. 그다음 금요일 이사회에 제안을 가져올게요.</w:t>
+      </w:r>
+    </w:p>
+    <w:p>
+      <w:pPr>
+        <w:pStyle w:val="BodyText"/>
+      </w:pPr>
+      <w:r>
+        <w:t xml:space="preserve">노아: 그레이스, CEO로서 당신 결정이에요. 원하면 내가 있을게요. 원하지 않으면 빠지고요.</w:t>
+      </w:r>
+    </w:p>
+    <w:p>
+      <w:pPr>
+        <w:pStyle w:val="BodyText"/>
+      </w:pPr>
+      <w:r>
+        <w:t xml:space="preserve">그레이스: 금요일엔 있어 주세요. 수요일엔 말고요. 수요일엔 그들이 저를 봐야 해요.</w:t>
+      </w:r>
+    </w:p>
+    <w:p>
+      <w:pPr>
+        <w:pStyle w:val="BodyText"/>
+      </w:pPr>
+      <w:r>
+        <w:t xml:space="preserve">엘레나: 그리고 그쪽 클리닉 목록 보내 줘요. 9,000곳 전부. 누가 주사기를 쥐는지 알고 싶어요.</w:t>
+      </w:r>
+    </w:p>
     <w:bookmarkEnd w:id="32"/>
+    <w:bookmarkStart w:id="33" w:name="장면1-10월-29일-오후-상하이-meiheng-medical-1"/>
+    <w:p>
+      <w:pPr>
+        <w:pStyle w:val="Heading3"/>
+      </w:pPr>
+      <w:r>
+        <w:t xml:space="preserve">장면1 — 10월 29일 오후, 상하이 Meiheng Medical</w:t>
+      </w:r>
+    </w:p>
+    <w:p>
+      <w:pPr>
+        <w:pStyle w:val="FirstParagraph"/>
+      </w:pPr>
+      <w:r>
+        <w:t xml:space="preserve">저우: 상하이에 오신 걸 환영합니다, 김 대표님. 그리고 이 팀장님. 차와 아주 긴 발표를 준비했습니다.</w:t>
+      </w:r>
+    </w:p>
+    <w:p>
+      <w:pPr>
+        <w:pStyle w:val="BodyText"/>
+      </w:pPr>
+      <w:r>
+        <w:t xml:space="preserve">그레이스: 감사합니다. 발표 전에 하나 여쭤봐도 될까요? 저희에게서 무엇이 필요하세요?</w:t>
+      </w:r>
+    </w:p>
+    <w:p>
+      <w:pPr>
+        <w:pStyle w:val="BodyText"/>
+      </w:pPr>
+      <w:r>
+        <w:t xml:space="preserve">저우: …그건 보통 첫 질문이 아니라 마지막 질문인데요.</w:t>
+      </w:r>
+    </w:p>
+    <w:p>
+      <w:pPr>
+        <w:pStyle w:val="BodyText"/>
+      </w:pPr>
+      <w:r>
+        <w:t xml:space="preserve">그레이스: 우리 CEO에게서 배웠어요. 그분은 냅킨에게서 배웠고요.</w:t>
+      </w:r>
+    </w:p>
+    <w:p>
+      <w:pPr>
+        <w:pStyle w:val="BodyText"/>
+      </w:pPr>
+      <w:r>
+        <w:t xml:space="preserve">저우: 그럼 솔직히 답하죠. 우리 클리닉들은 온라인에서 파는 싼 필러에 환자를 뺏기고 있어요. 상당수가 가짜고요. 의사가 환자 앞에서 5초 안에 진품임을 증명할 수 있는 제품이 필요해요. 귀사 스캔 시스템이 그걸 해요. 그 시스템이 없으면 귀사 필러는 그냥 또 하나의 비싼 주사기예요.</w:t>
+      </w:r>
+    </w:p>
+    <w:p>
+      <w:pPr>
+        <w:pStyle w:val="BodyText"/>
+      </w:pPr>
+      <w:r>
+        <w:t xml:space="preserve">수진: 그러니까 필러보다 시스템이 더 중요하세요?</w:t>
+      </w:r>
+    </w:p>
+    <w:p>
+      <w:pPr>
+        <w:pStyle w:val="BodyText"/>
+      </w:pPr>
+      <w:r>
+        <w:t xml:space="preserve">저우: 시스템 덕분에 필러가 팔리는 거죠. 그래서 여기서 소유하고 싶은 거예요.</w:t>
+      </w:r>
+    </w:p>
+    <w:p>
+      <w:pPr>
+        <w:pStyle w:val="BodyText"/>
+      </w:pPr>
+      <w:r>
+        <w:t xml:space="preserve">그레이스: 이해해요. 그리고 그걸 드릴 수 없는 이유는 이래요. 데이터베이스가 귀사 서버에 있으면, 모든 경쟁사가 베이라의 증명은 유통사가 통제한다고 말할 거예요. 귀사의 이익과 환자의 이익이 달라지는 날, 아무도 스캔을 믿지 않을 거예요. 귀사 의사들까지 포함해서요.</w:t>
+      </w:r>
+    </w:p>
+    <w:p>
+      <w:pPr>
+        <w:pStyle w:val="BodyText"/>
+      </w:pPr>
+      <w:r>
+        <w:t xml:space="preserve">저우: 중국 법은 데이터가 중국에 있어야 한다고 해요. 한국에 둘 수 없어요.</w:t>
+      </w:r>
+    </w:p>
+    <w:p>
+      <w:pPr>
+        <w:pStyle w:val="BodyText"/>
+      </w:pPr>
+      <w:r>
+        <w:t xml:space="preserve">수진: 알아요. 중국에서, 허가받은 현지 클라우드 업체에 호스팅할 거예요. 베이라 아시아 중국 법인 소유로.</w:t>
+      </w:r>
+    </w:p>
+    <w:p>
+      <w:pPr>
+        <w:pStyle w:val="BodyText"/>
+      </w:pPr>
+      <w:r>
+        <w:t xml:space="preserve">저우: 그럼 우리는 뭘 보죠?</w:t>
+      </w:r>
+    </w:p>
+    <w:p>
+      <w:pPr>
+        <w:pStyle w:val="BodyText"/>
+      </w:pPr>
+      <w:r>
+        <w:t xml:space="preserve">그레이스: 각 클리닉은 자기 스캔을 봐요. 귀사는 전체 클리닉 대시보드를 보고요. 환자 이름은 시술한 클리닉에만 있어요.</w:t>
+      </w:r>
+    </w:p>
+    <w:p>
+      <w:pPr>
+        <w:pStyle w:val="BodyText"/>
+      </w:pPr>
+      <w:r>
+        <w:t xml:space="preserve">저우: 요청한 것보다 적네요.</w:t>
+      </w:r>
+    </w:p>
+    <w:p>
+      <w:pPr>
+        <w:pStyle w:val="BodyText"/>
+      </w:pPr>
+      <w:r>
+        <w:t xml:space="preserve">그레이스: 다른 어떤 유통사보다 많아요. 한국 유통사들을 포함해서요.</w:t>
+      </w:r>
+    </w:p>
+    <w:p>
+      <w:pPr>
+        <w:pStyle w:val="BodyText"/>
+      </w:pPr>
+      <w:r>
+        <w:t xml:space="preserve">저우: 10년 독점은요?</w:t>
+      </w:r>
+    </w:p>
+    <w:p>
+      <w:pPr>
+        <w:pStyle w:val="BodyText"/>
+      </w:pPr>
+      <w:r>
+        <w:t xml:space="preserve">그레이스: 그건 금요일 이사회 후에 답할게요. 하지만 그 전에 하나 더. 클리닉 목록이요.</w:t>
+      </w:r>
+    </w:p>
+    <w:p>
+      <w:pPr>
+        <w:pStyle w:val="BodyText"/>
+      </w:pPr>
+      <w:r>
+        <w:t xml:space="preserve">수진: 루이즈 박사님이 어젯밤 검토했어요. 9,000곳 중 1,300곳이</w:t>
+      </w:r>
+      <w:r>
+        <w:t xml:space="preserve"> </w:t>
+      </w:r>
+      <w:r>
+        <w:t xml:space="preserve">“</w:t>
+      </w:r>
+      <w:r>
+        <w:t xml:space="preserve">생활 미용 기관</w:t>
+      </w:r>
+      <w:r>
+        <w:t xml:space="preserve">”</w:t>
+      </w:r>
+      <w:r>
+        <w:t xml:space="preserve">이에요. 의료 클리닉이 아니에요.</w:t>
+      </w:r>
+    </w:p>
+    <w:p>
+      <w:pPr>
+        <w:pStyle w:val="BodyText"/>
+      </w:pPr>
+      <w:r>
+        <w:t xml:space="preserve">저우: 합법적인 사업체예요. 수익성도 아주 좋고요. 상당수는 방문 의사가 있어요.</w:t>
+      </w:r>
+    </w:p>
+    <w:p>
+      <w:pPr>
+        <w:pStyle w:val="BodyText"/>
+      </w:pPr>
+      <w:r>
+        <w:t xml:space="preserve">그레이스: 방문 의사가 있다고 의료 클리닉은 아니에요. 우리 합작법인에서 비의료 사업체 판매는 최고의료책임자의 승인이 필요하고, 그녀는 이미 거절했어요. 제 선호가 아니에요. 정관에 있어서 제가 바꿀 수 없어요.</w:t>
+      </w:r>
+    </w:p>
+    <w:p>
+      <w:pPr>
+        <w:pStyle w:val="BodyText"/>
+      </w:pPr>
+      <w:r>
+        <w:t xml:space="preserve">저우: 그럼 7,700곳.</w:t>
+      </w:r>
+    </w:p>
+    <w:p>
+      <w:pPr>
+        <w:pStyle w:val="BodyText"/>
+      </w:pPr>
+      <w:r>
+        <w:t xml:space="preserve">그레이스: 7,700곳. 그래도 베이라 역사상 가장 큰 출시예요.</w:t>
+      </w:r>
+    </w:p>
+    <w:p>
+      <w:pPr>
+        <w:pStyle w:val="BodyText"/>
+      </w:pPr>
+      <w:r>
+        <w:t xml:space="preserve">린: 합류해도 될까요? 린후이, 이곳 대학병원 피부과예요. 저우 부사장님이 임상 책임을 맡아 달라고 하셨어요.</w:t>
+      </w:r>
+    </w:p>
+    <w:p>
+      <w:pPr>
+        <w:pStyle w:val="BodyText"/>
+      </w:pPr>
+      <w:r>
+        <w:t xml:space="preserve">그레이스: 환영합니다, 린 교수님. 감사합니다.</w:t>
+      </w:r>
+    </w:p>
+    <w:p>
+      <w:pPr>
+        <w:pStyle w:val="BodyText"/>
+      </w:pPr>
+      <w:r>
+        <w:t xml:space="preserve">린: 마지막 부분 들었어요. 미용 기관 얘기요. 루이즈 박사님 의견에 동의해요.</w:t>
+      </w:r>
+    </w:p>
+    <w:p>
+      <w:pPr>
+        <w:pStyle w:val="BodyText"/>
+      </w:pPr>
+      <w:r>
+        <w:t xml:space="preserve">저우: 린 교수님, 제 편이셔야죠.</w:t>
+      </w:r>
+    </w:p>
+    <w:p>
+      <w:pPr>
+        <w:pStyle w:val="BodyText"/>
+      </w:pPr>
+      <w:r>
+        <w:t xml:space="preserve">린: 저는 환자 편이에요, 저우 부사장님. 작년에 저희 과에서 병원 밖에서 맞은 필러 합병증 환자를 43명 치료했어요. 11명은 정체를 알 수 없는 제품이었고요. 베이라가 그 기관들로 들어가면, 첫 위조품 사건엔 베이라 이름이 붙을 거예요.</w:t>
+      </w:r>
+    </w:p>
+    <w:p>
+      <w:pPr>
+        <w:pStyle w:val="BodyText"/>
+      </w:pPr>
+      <w:r>
+        <w:t xml:space="preserve">저우: …7,700곳. 좋아요.</w:t>
+      </w:r>
+    </w:p>
+    <w:p>
+      <w:pPr>
+        <w:pStyle w:val="BodyText"/>
+      </w:pPr>
+      <w:r>
+        <w:t xml:space="preserve">수진: 그리고 임상은요, 교수님? 중국 규제 당국이 저희에게 뭘 요구하나요?</w:t>
+      </w:r>
+    </w:p>
+    <w:p>
+      <w:pPr>
+        <w:pStyle w:val="BodyText"/>
+      </w:pPr>
+      <w:r>
+        <w:t xml:space="preserve">린: 현지 임상이요. 환자 약 200명, 추적 12개월. 한국과 일본 데이터가 도움은 되지만, 중국 환자를 대신할 순 없어요.</w:t>
+      </w:r>
+    </w:p>
+    <w:p>
+      <w:pPr>
+        <w:pStyle w:val="BodyText"/>
+      </w:pPr>
+      <w:r>
+        <w:t xml:space="preserve">그레이스: 일본처럼요. 데이터엔 억양이 없지만, 규제 당국은 현지 얼굴을 원하죠.</w:t>
+      </w:r>
+    </w:p>
+    <w:p>
+      <w:pPr>
+        <w:pStyle w:val="BodyText"/>
+      </w:pPr>
+      <w:r>
+        <w:t xml:space="preserve">린: 정확해요. 윤리위원회 서류가 준비되면 다음 주에 신청할 수 있어요.</w:t>
+      </w:r>
+    </w:p>
+    <w:p>
+      <w:pPr>
+        <w:pStyle w:val="BodyText"/>
+      </w:pPr>
+      <w:r>
+        <w:t xml:space="preserve">수진: 준비됐어요. 중국어와 영어로. 마지막 부분은 비행기에서 번역했어요.</w:t>
+      </w:r>
+    </w:p>
+    <w:p>
+      <w:pPr>
+        <w:pStyle w:val="BodyText"/>
+      </w:pPr>
+      <w:r>
+        <w:t xml:space="preserve">저우: 김 대표님, 예상보다 적은 인원으로 오셨네요. 그리고 예상보다 많이 거절하셨고요.</w:t>
+      </w:r>
+    </w:p>
+    <w:p>
+      <w:pPr>
+        <w:pStyle w:val="BodyText"/>
+      </w:pPr>
+      <w:r>
+        <w:t xml:space="preserve">그레이스: 3월에 사과하느니 10월에 거절하는 게 나아요.</w:t>
+      </w:r>
+    </w:p>
+    <w:p>
+      <w:pPr>
+        <w:pStyle w:val="BodyText"/>
+      </w:pPr>
+      <w:r>
+        <w:t xml:space="preserve">저우: 그럼 금요일. 이사회를 기다리죠.</w:t>
+      </w:r>
+    </w:p>
+    <w:bookmarkEnd w:id="33"/>
+    <w:bookmarkStart w:id="34" w:name="장면2-10월-31일-금요일-오전-서울-veyra-asia-이사회-1"/>
+    <w:p>
+      <w:pPr>
+        <w:pStyle w:val="Heading3"/>
+      </w:pPr>
+      <w:r>
+        <w:t xml:space="preserve">장면2 — 10월 31일 금요일 오전, 서울 Veyra Asia 이사회</w:t>
+      </w:r>
+    </w:p>
+    <w:p>
+      <w:pPr>
+        <w:pStyle w:val="FirstParagraph"/>
+      </w:pPr>
+      <w:r>
+        <w:t xml:space="preserve">한서연: 좋은 아침이에요. 그레이스, 제안해 주세요. 그다음 토론.</w:t>
+      </w:r>
+    </w:p>
+    <w:p>
+      <w:pPr>
+        <w:pStyle w:val="BodyText"/>
+      </w:pPr>
+      <w:r>
+        <w:t xml:space="preserve">그레이스: 세 가지. 독점은 10년이 아니라 5년, 목표 조건 포함: 2년 차 말까지 클리닉 3,000곳. 데이터는 우리 중국 노드에. 그리고 미용 기관 없음.</w:t>
+      </w:r>
+    </w:p>
+    <w:p>
+      <w:pPr>
+        <w:pStyle w:val="BodyText"/>
+      </w:pPr>
+      <w:r>
+        <w:t xml:space="preserve">최동훈: 김 대표, 실례지만, 화동 최대 유통사에 들어가서 세 번 거절했어요. 대양은 2년 동안 중국용 톡신을 준비했고, 그 채널이 필요해요. 메이헝이 떠나면 손해는 베이라 필이 아니라 우리 아시아 계획 전체예요.</w:t>
+      </w:r>
+    </w:p>
+    <w:p>
+      <w:pPr>
+        <w:pStyle w:val="BodyText"/>
+      </w:pPr>
+      <w:r>
+        <w:t xml:space="preserve">그레이스: 메이헝은 안 떠나요. 저우 부사장이 클리닉 7,700곳에 동의했어요.</w:t>
+      </w:r>
+    </w:p>
+    <w:p>
+      <w:pPr>
+        <w:pStyle w:val="BodyText"/>
+      </w:pPr>
+      <w:r>
+        <w:t xml:space="preserve">최동훈: 그리고 데이터는요? 데이터를 원했잖아요.</w:t>
+      </w:r>
+    </w:p>
+    <w:p>
+      <w:pPr>
+        <w:pStyle w:val="BodyText"/>
+      </w:pPr>
+      <w:r>
+        <w:t xml:space="preserve">그레이스: 그는 증명을 원했어요. 증명은 받을 거예요. 열쇠는 못 받고요.</w:t>
+      </w:r>
+    </w:p>
+    <w:p>
+      <w:pPr>
+        <w:pStyle w:val="BodyText"/>
+      </w:pPr>
+      <w:r>
+        <w:t xml:space="preserve">최동훈: 어젯밤 노아와 통화했어요. 그는 더 유연할 거라고 생각해요.</w:t>
+      </w:r>
+    </w:p>
+    <w:p>
+      <w:pPr>
+        <w:pStyle w:val="BodyText"/>
+      </w:pPr>
+      <w:r>
+        <w:t xml:space="preserve">그레이스: …노아에게 전화하셨군요. 제 제안에 대해. 제 이사회 전에.</w:t>
+      </w:r>
+    </w:p>
+    <w:p>
+      <w:pPr>
+        <w:pStyle w:val="BodyText"/>
+      </w:pPr>
+      <w:r>
+        <w:t xml:space="preserve">한서연: 최 대표님, 맞나요?</w:t>
+      </w:r>
+    </w:p>
+    <w:p>
+      <w:pPr>
+        <w:pStyle w:val="BodyText"/>
+      </w:pPr>
+      <w:r>
+        <w:t xml:space="preserve">최동훈: 다른 관점을 원했어요. 노아는 창업자니까요.</w:t>
+      </w:r>
+    </w:p>
+    <w:p>
+      <w:pPr>
+        <w:pStyle w:val="BodyText"/>
+      </w:pPr>
+      <w:r>
+        <w:t xml:space="preserve">노아: 내가 답해도 될까요? 화면에 있어요. 최 대표님이 전화하셨어요. 이 이사회에 할 말을 그분께도 했어요. 그레이스는 베이라 아시아의 CEO예요. 그녀와 의견이 다르면 그녀를 우회하지 말고 의장을 거치세요. 나는 더 유연하지 않아요. 설령 그렇더라도, 그녀가 없는 통화에서 그렇게 말하진 않을 거예요.</w:t>
+      </w:r>
+    </w:p>
+    <w:p>
+      <w:pPr>
+        <w:pStyle w:val="BodyText"/>
+      </w:pPr>
+      <w:r>
+        <w:t xml:space="preserve">최동훈: …알겠습니다.</w:t>
+      </w:r>
+    </w:p>
+    <w:p>
+      <w:pPr>
+        <w:pStyle w:val="BodyText"/>
+      </w:pPr>
+      <w:r>
+        <w:t xml:space="preserve">한서연: 그럼 중국 문제만이 아니라 절차 문제가 있네요. 그레이스?</w:t>
+      </w:r>
+    </w:p>
+    <w:p>
+      <w:pPr>
+        <w:pStyle w:val="BodyText"/>
+      </w:pPr>
+      <w:r>
+        <w:t xml:space="preserve">그레이스: 먼저 맞춰요. 중국보다, 메이헝보다 먼저. 이 회사에서 우린 어떻게 의견을 달리하죠? 자주 그럴 테니까요.</w:t>
+      </w:r>
+    </w:p>
+    <w:p>
+      <w:pPr>
+        <w:pStyle w:val="BodyText"/>
+      </w:pPr>
+      <w:r>
+        <w:t xml:space="preserve">한서연: 제안해 봐요.</w:t>
+      </w:r>
+    </w:p>
+    <w:p>
+      <w:pPr>
+        <w:pStyle w:val="BodyText"/>
+      </w:pPr>
+      <w:r>
+        <w:t xml:space="preserve">그레이스: 3단계 에스컬레이션 경로. 안전 문제는 루이즈 박사에게 가요. 그녀의 거부권은 정관에 있으니까요. 사업 조건은 CEO가 결정하고, 이사가 이견이 있으면 의장에게 가져가요. 의장이 해결 못 하면 이 이사회로 와요. 아무도 경로를 우회하지 않아요. 저를 포함해서요.</w:t>
+      </w:r>
+    </w:p>
+    <w:p>
+      <w:pPr>
+        <w:pStyle w:val="BodyText"/>
+      </w:pPr>
+      <w:r>
+        <w:t xml:space="preserve">수진: 그리고 품질은 저한테요. 서면으로. 계약서대로.</w:t>
+      </w:r>
+    </w:p>
+    <w:p>
+      <w:pPr>
+        <w:pStyle w:val="BodyText"/>
+      </w:pPr>
+      <w:r>
+        <w:t xml:space="preserve">한서연: 그럼 4단계네요. 저는 받아들여요. 최 대표님?</w:t>
+      </w:r>
+    </w:p>
+    <w:p>
+      <w:pPr>
+        <w:pStyle w:val="BodyText"/>
+      </w:pPr>
+      <w:r>
+        <w:t xml:space="preserve">최동훈: …받아들입니다. 그리고 제 우려는 여전히 속도예요.</w:t>
+      </w:r>
+    </w:p>
+    <w:p>
+      <w:pPr>
+        <w:pStyle w:val="BodyText"/>
+      </w:pPr>
+      <w:r>
+        <w:t xml:space="preserve">한서연: 그럼 속도 우려를 저한테 가져와요. 지금. 그게 경로예요.</w:t>
+      </w:r>
+    </w:p>
+    <w:p>
+      <w:pPr>
+        <w:pStyle w:val="BodyText"/>
+      </w:pPr>
+      <w:r>
+        <w:t xml:space="preserve">최동훈: 메이헝에게 5년은 너무 짧아요. 10년을 원할 거예요. 거절하면 1년을 잃어요.</w:t>
+      </w:r>
+    </w:p>
+    <w:p>
+      <w:pPr>
+        <w:pStyle w:val="BodyText"/>
+      </w:pPr>
+      <w:r>
+        <w:t xml:space="preserve">그레이스: 타당한 우려예요. 그럼 선택지를 더할게요. 5년, 목표 달성 시 5년 연장.</w:t>
+      </w:r>
+    </w:p>
+    <w:p>
+      <w:pPr>
+        <w:pStyle w:val="BodyText"/>
+      </w:pPr>
+      <w:r>
+        <w:t xml:space="preserve">최동훈: 성과를 내면 10년. 못 내면 5년.</w:t>
+      </w:r>
+    </w:p>
+    <w:p>
+      <w:pPr>
+        <w:pStyle w:val="BodyText"/>
+      </w:pPr>
+      <w:r>
+        <w:t xml:space="preserve">그레이스: 정확해요. 두 번째 5년은 벌어야 해요. 서명이 아니라. 클리닉으로.</w:t>
+      </w:r>
+    </w:p>
+    <w:p>
+      <w:pPr>
+        <w:pStyle w:val="BodyText"/>
+      </w:pPr>
+      <w:r>
+        <w:t xml:space="preserve">최동훈: …그거라면 우리 이사회를 설득할 수 있어요.</w:t>
+      </w:r>
+    </w:p>
+    <w:p>
+      <w:pPr>
+        <w:pStyle w:val="BodyText"/>
+      </w:pPr>
+      <w:r>
+        <w:t xml:space="preserve">엘레나: 그리고 안전 입장을 확인해요. 미용 기관 없음. 베이라 필도, 우리 채널의 대양 톡신도.</w:t>
+      </w:r>
+    </w:p>
+    <w:p>
+      <w:pPr>
+        <w:pStyle w:val="BodyText"/>
+      </w:pPr>
+      <w:r>
+        <w:t xml:space="preserve">최동훈: 우리 톡신도요?</w:t>
+      </w:r>
+    </w:p>
+    <w:p>
+      <w:pPr>
+        <w:pStyle w:val="BodyText"/>
+      </w:pPr>
+      <w:r>
+        <w:t xml:space="preserve">엘레나: 합작법인을 거친다면, 네.</w:t>
+      </w:r>
+      <w:r>
+        <w:t xml:space="preserve"> </w:t>
+      </w:r>
+      <w:r>
+        <w:t xml:space="preserve">“</w:t>
+      </w:r>
+      <w:r>
+        <w:t xml:space="preserve">전부</w:t>
+      </w:r>
+      <w:r>
+        <w:t xml:space="preserve">”</w:t>
+      </w:r>
+      <w:r>
+        <w:t xml:space="preserve">라는 게 그런 뜻이었어요, 최 대표님.</w:t>
+      </w:r>
+    </w:p>
+    <w:p>
+      <w:pPr>
+        <w:pStyle w:val="BodyText"/>
+      </w:pPr>
+      <w:r>
+        <w:t xml:space="preserve">한서연: 기억해요.</w:t>
+      </w:r>
+      <w:r>
+        <w:t xml:space="preserve"> </w:t>
+      </w:r>
+      <w:r>
+        <w:t xml:space="preserve">“</w:t>
+      </w:r>
+      <w:r>
+        <w:t xml:space="preserve">이 세 가지가 전부예요.</w:t>
+      </w:r>
+      <w:r>
+        <w:t xml:space="preserve">”</w:t>
+      </w:r>
+      <w:r>
+        <w:t xml:space="preserve"> </w:t>
+      </w:r>
+      <w:r>
+        <w:t xml:space="preserve">회수, 비의료인 유통, 교육 기준.</w:t>
+      </w:r>
+    </w:p>
+    <w:p>
+      <w:pPr>
+        <w:pStyle w:val="BodyText"/>
+      </w:pPr>
+      <w:r>
+        <w:t xml:space="preserve">그레이스: 그럼 오늘 밤 메이헝에 수정 제안을 보낼게요. 5년 더하기 5년. 데이터는 그대로. 기관은 제외.</w:t>
+      </w:r>
+    </w:p>
+    <w:bookmarkEnd w:id="34"/>
+    <w:bookmarkStart w:id="35" w:name="절정전환-11월-5일-오후-서울상하이-화상-1"/>
+    <w:p>
+      <w:pPr>
+        <w:pStyle w:val="Heading3"/>
+      </w:pPr>
+      <w:r>
+        <w:t xml:space="preserve">절정·전환 — 11월 5일 오후, 서울–상하이 화상</w:t>
+      </w:r>
+    </w:p>
+    <w:p>
+      <w:pPr>
+        <w:pStyle w:val="FirstParagraph"/>
+      </w:pPr>
+      <w:r>
+        <w:t xml:space="preserve">저우: 김 대표님. 제안서 읽었어요. 5년, 성과 시 5년 추가. 중국 데이터 노드. 기관 제외.</w:t>
+      </w:r>
+    </w:p>
+    <w:p>
+      <w:pPr>
+        <w:pStyle w:val="BodyText"/>
+      </w:pPr>
+      <w:r>
+        <w:t xml:space="preserve">그레이스: 그리고 하나 추가. 공동 위조품 핫라인. 귀사 클리닉이 가짜를 신고하면, 우리가 분석하고, 양쪽이 함께 조치해요.</w:t>
+      </w:r>
+    </w:p>
+    <w:p>
+      <w:pPr>
+        <w:pStyle w:val="BodyText"/>
+      </w:pPr>
+      <w:r>
+        <w:t xml:space="preserve">저우: 그건 마음에 드네요. 우리를 정직한 유통사로 만들어 주니까. 중국에선 그게 브랜드예요.</w:t>
+      </w:r>
+    </w:p>
+    <w:p>
+      <w:pPr>
+        <w:pStyle w:val="BodyText"/>
+      </w:pPr>
+      <w:r>
+        <w:t xml:space="preserve">그레이스: 그럼 합의한 건가요?</w:t>
+      </w:r>
+    </w:p>
+    <w:p>
+      <w:pPr>
+        <w:pStyle w:val="BodyText"/>
+      </w:pPr>
+      <w:r>
+        <w:t xml:space="preserve">저우: 그 전에 질문 하나. 우리 이사회가 왜 한국 합작법인이 중국 데이터를 통제하냐고 물었는데, 좋은 답이 없었어요. 언젠가 귀사가 매각되면 외국 인수자가 전부 가져갈까 봐 걱정해요. 그걸 막아 줄 수 있어요?</w:t>
+      </w:r>
+    </w:p>
+    <w:p>
+      <w:pPr>
+        <w:pStyle w:val="BodyText"/>
+      </w:pPr>
+      <w:r>
+        <w:t xml:space="preserve">그레이스: 최 대표님, 이건 대표님 분야예요. 작년에 그 조항을 만드셨잖아요.</w:t>
+      </w:r>
+    </w:p>
+    <w:p>
+      <w:pPr>
+        <w:pStyle w:val="BodyText"/>
+      </w:pPr>
+      <w:r>
+        <w:t xml:space="preserve">최동훈: 저우 부사장님, 작년에 대양은 적대적 인수자로부터 우리를 보호하려고 지배권 변경 조항을 고집했어요. 메이헝에도 같은 보호를 드릴 수 있어요. 베이라 아시아의 소유가 바뀌면 중국 데이터 노드는 중국 법 아래 중국에 남고, 메이헝은 위약금 없이 독점을 끝낼 권리를 가져요.</w:t>
+      </w:r>
+    </w:p>
+    <w:p>
+      <w:pPr>
+        <w:pStyle w:val="BodyText"/>
+      </w:pPr>
+      <w:r>
+        <w:t xml:space="preserve">저우: …좋은 답이네요. 우리 이사회가 좋아할 거예요.</w:t>
+      </w:r>
+    </w:p>
+    <w:p>
+      <w:pPr>
+        <w:pStyle w:val="BodyText"/>
+      </w:pPr>
+      <w:r>
+        <w:t xml:space="preserve">그레이스: 고마워요, 최 대표님. 바로 그 답이었어요.</w:t>
+      </w:r>
+    </w:p>
+    <w:p>
+      <w:pPr>
+        <w:pStyle w:val="BodyText"/>
+      </w:pPr>
+      <w:r>
+        <w:t xml:space="preserve">최동훈: 속도와 안전. 어쩌면 반대가 아닐지도 모르겠네요.</w:t>
+      </w:r>
+    </w:p>
+    <w:p>
+      <w:pPr>
+        <w:pStyle w:val="BodyText"/>
+      </w:pPr>
+      <w:r>
+        <w:t xml:space="preserve">저우: 그럼 합의했어요. 원칙적으로. 다음은 변호사들.</w:t>
+      </w:r>
+    </w:p>
+    <w:p>
+      <w:pPr>
+        <w:pStyle w:val="BodyText"/>
+      </w:pPr>
+      <w:r>
+        <w:t xml:space="preserve">수진: 그리고 메이헝 창고 품질 감사. 1년에 두 번. 한 번은 불시에.</w:t>
+      </w:r>
+    </w:p>
+    <w:p>
+      <w:pPr>
+        <w:pStyle w:val="BodyText"/>
+      </w:pPr>
+      <w:r>
+        <w:t xml:space="preserve">저우: 불시에요? 이 팀장님, 아주 엄격하시네요.</w:t>
+      </w:r>
+    </w:p>
+    <w:p>
+      <w:pPr>
+        <w:pStyle w:val="BodyText"/>
+      </w:pPr>
+      <w:r>
+        <w:t xml:space="preserve">수진: 오창에선 더 심한 별명으로 불려요.</w:t>
+      </w:r>
+    </w:p>
+    <w:p>
+      <w:pPr>
+        <w:pStyle w:val="BodyText"/>
+      </w:pPr>
+      <w:r>
+        <w:t xml:space="preserve">린: 마치기 전에 소식 하나. 오늘 아침 윤리위원회가 임상을 승인했어요. 다음 달에 첫 환자예요.</w:t>
+      </w:r>
+    </w:p>
+    <w:p>
+      <w:pPr>
+        <w:pStyle w:val="BodyText"/>
+      </w:pPr>
+      <w:r>
+        <w:t xml:space="preserve">그레이스: 린 교수님, 일본보다 빠르네요.</w:t>
+      </w:r>
+    </w:p>
+    <w:p>
+      <w:pPr>
+        <w:pStyle w:val="BodyText"/>
+      </w:pPr>
+      <w:r>
+        <w:t xml:space="preserve">린: 서류에 실수가 없었으니까요. 이 팀장님 번역이 제 것보다 나았어요.</w:t>
+      </w:r>
+    </w:p>
+    <w:p>
+      <w:pPr>
+        <w:pStyle w:val="BodyText"/>
+      </w:pPr>
+      <w:r>
+        <w:t xml:space="preserve">엘레나: 교수님, 시작하면 임상 현장을 방문해도 될까요? 시술자분들을 만나고 싶어요.</w:t>
+      </w:r>
+    </w:p>
+    <w:p>
+      <w:pPr>
+        <w:pStyle w:val="BodyText"/>
+      </w:pPr>
+      <w:r>
+        <w:t xml:space="preserve">린: 그러세요. 그리고 응급 프로토콜도 가져오세요. 가능하면 중국어로.</w:t>
+      </w:r>
+    </w:p>
+    <w:p>
+      <w:pPr>
+        <w:pStyle w:val="BodyText"/>
+      </w:pPr>
+      <w:r>
+        <w:t xml:space="preserve">수진: 이번 주에 번역할게요. 아마 또 비행기에서요.</w:t>
+      </w:r>
+    </w:p>
+    <w:p>
+      <w:pPr>
+        <w:pStyle w:val="BodyText"/>
+      </w:pPr>
+      <w:r>
+        <w:t xml:space="preserve">노아: 그레이스, 하나만 말해도 될까요? 상사가 아니라 주주로서.</w:t>
+      </w:r>
+    </w:p>
+    <w:p>
+      <w:pPr>
+        <w:pStyle w:val="BodyText"/>
+      </w:pPr>
+      <w:r>
+        <w:t xml:space="preserve">그레이스: 주주로서라면, 네.</w:t>
+      </w:r>
+    </w:p>
+    <w:p>
+      <w:pPr>
+        <w:pStyle w:val="BodyText"/>
+      </w:pPr>
+      <w:r>
+        <w:t xml:space="preserve">노아: 얼마 전까지 당신은 아무도 아무것도 말해 주지 않는 통역사였어요. 오늘 당신은 화동 최대 유통사에 세 번 거절했고, 이사회가 의견을 달리하는 방식을 고쳤고, 우리 역사상 가장 큰 출시를 열었어요. 난 그중 아무것도 안 했어요. 그냥 비켜 있었을 뿐이에요.</w:t>
+      </w:r>
+    </w:p>
+    <w:p>
+      <w:pPr>
+        <w:pStyle w:val="BodyText"/>
+      </w:pPr>
+      <w:r>
+        <w:t xml:space="preserve">그레이스: 비켜 있는 게 대표님한텐 제일 어려운 일이었죠. 알아요.</w:t>
+      </w:r>
+    </w:p>
+    <w:p>
+      <w:pPr>
+        <w:pStyle w:val="BodyText"/>
+      </w:pPr>
+      <w:r>
+        <w:t xml:space="preserve">한서연: 회의를 마칩니다. 모두 감사해요. 그레이스, 오늘 저녁 어때요? 내가 살게요.</w:t>
+      </w:r>
+    </w:p>
+    <w:bookmarkEnd w:id="35"/>
+    <w:bookmarkStart w:id="36" w:name="마무리-저녁-광화문-포장마차-1"/>
+    <w:p>
+      <w:pPr>
+        <w:pStyle w:val="Heading3"/>
+      </w:pPr>
+      <w:r>
+        <w:t xml:space="preserve">마무리 — 저녁, 광화문 포장마차</w:t>
+      </w:r>
+    </w:p>
+    <w:p>
+      <w:pPr>
+        <w:pStyle w:val="FirstParagraph"/>
+      </w:pPr>
+      <w:r>
+        <w:t xml:space="preserve">그레이스: 포장마차를 고르셨네요. 이사회 의장님이 비닐 천막에.</w:t>
+      </w:r>
+    </w:p>
+    <w:p>
+      <w:pPr>
+        <w:pStyle w:val="BodyText"/>
+      </w:pPr>
+      <w:r>
+        <w:t xml:space="preserve">한서연: 아버지가 이런 걸 하셨어요. 동대문 근처에서. 저는 구석 테이블에서 숙제를 했죠.</w:t>
+      </w:r>
+    </w:p>
+    <w:p>
+      <w:pPr>
+        <w:pStyle w:val="BodyText"/>
+      </w:pPr>
+      <w:r>
+        <w:t xml:space="preserve">최동훈: 합석해도 될까요? 오래 있진 않을게요.</w:t>
+      </w:r>
+    </w:p>
+    <w:p>
+      <w:pPr>
+        <w:pStyle w:val="BodyText"/>
+      </w:pPr>
+      <w:r>
+        <w:t xml:space="preserve">한서연: 앉으세요, 최 대표님. 남에게 따르고. 자기 잔엔 절대 따르지 말고.</w:t>
+      </w:r>
+    </w:p>
+    <w:p>
+      <w:pPr>
+        <w:pStyle w:val="BodyText"/>
+      </w:pPr>
+      <w:r>
+        <w:t xml:space="preserve">최동훈: 김 대표, 제가 대표님을 우회했어요. 통역사 출신 CEO보다 창업자가 더 쉬울 거라고 생각해서 노아에게 전화했어요. 무례했고, 틀리기도 했어요. 대표님이 제가 했을 것보다 더 좋은 거래를 얻었으니까요. 죄송합니다.</w:t>
+      </w:r>
+    </w:p>
+    <w:p>
+      <w:pPr>
+        <w:pStyle w:val="BodyText"/>
+      </w:pPr>
+      <w:r>
+        <w:t xml:space="preserve">그레이스: 고맙습니다, 최 대표님. 다음엔 저를 거쳐 주세요. 저는 항상 받을 거예요.</w:t>
+      </w:r>
+    </w:p>
+    <w:p>
+      <w:pPr>
+        <w:pStyle w:val="BodyText"/>
+      </w:pPr>
+      <w:r>
+        <w:t xml:space="preserve">최동훈: 자정에도요?</w:t>
+      </w:r>
+    </w:p>
+    <w:p>
+      <w:pPr>
+        <w:pStyle w:val="BodyText"/>
+      </w:pPr>
+      <w:r>
+        <w:t xml:space="preserve">그레이스: 특히 자정에요. 진짜 문제는 그때 전화하거든요.</w:t>
+      </w:r>
+    </w:p>
+    <w:p>
+      <w:pPr>
+        <w:pStyle w:val="BodyText"/>
+      </w:pPr>
+      <w:r>
+        <w:t xml:space="preserve">한서연: 그럼 건배. 경로를 위하여.</w:t>
+      </w:r>
+    </w:p>
+    <w:p>
+      <w:pPr>
+        <w:pStyle w:val="BodyText"/>
+      </w:pPr>
+      <w:r>
+        <w:t xml:space="preserve">최동훈: 경로를 위하여. 그리고 속도를 위하여. 조금은.</w:t>
+      </w:r>
+    </w:p>
+    <w:p>
+      <w:pPr>
+        <w:pStyle w:val="BodyText"/>
+      </w:pPr>
+      <w:r>
+        <w:t xml:space="preserve">그레이스: 전화예요. 수진 씨예요. 오늘 오후에 오창으로 돌아갔어요.</w:t>
+      </w:r>
+    </w:p>
+    <w:p>
+      <w:pPr>
+        <w:pStyle w:val="BodyText"/>
+      </w:pPr>
+      <w:r>
+        <w:t xml:space="preserve">수진: 그레이스, 저녁 방해해서 미안해요. 방금 미국 FDA에서 서한이 왔어요. 라인 C를 실사한대요.</w:t>
+      </w:r>
+    </w:p>
+    <w:p>
+      <w:pPr>
+        <w:pStyle w:val="BodyText"/>
+      </w:pPr>
+      <w:r>
+        <w:t xml:space="preserve">그레이스: 언제요?</w:t>
+      </w:r>
+    </w:p>
+    <w:p>
+      <w:pPr>
+        <w:pStyle w:val="BodyText"/>
+      </w:pPr>
+      <w:r>
+        <w:t xml:space="preserve">수진: 3주 뒤요. 사전 승인 실사. 실사관 두 명, 4일. 라인 C가 미국에 주사기 하나라도 보내려면 통과해야 해요. 벌써 레오와 마리솔에게 전화했고, 프리야는 비행기를 예약하고 있어요.</w:t>
+      </w:r>
+    </w:p>
+    <w:p>
+      <w:pPr>
+        <w:pStyle w:val="BodyText"/>
+      </w:pPr>
+      <w:r>
+        <w:t xml:space="preserve">그레이스: 그럼 오늘 밤엔 건배하고. 내일은 준비해요. 최 대표님, 대양 사람들이 오창에 얼마나 빨리 올 수 있어요?</w:t>
+      </w:r>
+    </w:p>
+    <w:bookmarkEnd w:id="36"/>
+    <w:bookmarkEnd w:id="37"/>
+    <w:bookmarkEnd w:id="38"/>
     <w:sectPr/>
   </w:body>
 </w:document>
@@ -3903,583 +3850,8 @@
       </w:pPr>
     </w:lvl>
   </w:abstractNum>
-  <w:abstractNum w:abstractNumId="99411">
-    <w:nsid w:val="A99411"/>
-    <w:multiLevelType w:val="multilevel"/>
-    <w:lvl w:ilvl="0">
-      <w:start w:val="1"/>
-      <w:numFmt w:val="decimal"/>
-      <w:lvlText w:val="%1."/>
-      <w:lvlJc w:val="left"/>
-      <w:pPr>
-        <w:ind w:left="720" w:hanging="480"/>
-      </w:pPr>
-    </w:lvl>
-    <w:lvl w:ilvl="1">
-      <w:start w:val="1"/>
-      <w:numFmt w:val="decimal"/>
-      <w:lvlText w:val="%2."/>
-      <w:lvlJc w:val="left"/>
-      <w:pPr>
-        <w:ind w:left="1440" w:hanging="480"/>
-      </w:pPr>
-    </w:lvl>
-    <w:lvl w:ilvl="2">
-      <w:start w:val="1"/>
-      <w:numFmt w:val="decimal"/>
-      <w:lvlText w:val="%3."/>
-      <w:lvlJc w:val="left"/>
-      <w:pPr>
-        <w:ind w:left="2160" w:hanging="480"/>
-      </w:pPr>
-    </w:lvl>
-    <w:lvl w:ilvl="3">
-      <w:start w:val="1"/>
-      <w:numFmt w:val="decimal"/>
-      <w:lvlText w:val="%4."/>
-      <w:lvlJc w:val="left"/>
-      <w:pPr>
-        <w:ind w:left="2880" w:hanging="480"/>
-      </w:pPr>
-    </w:lvl>
-    <w:lvl w:ilvl="4">
-      <w:start w:val="1"/>
-      <w:numFmt w:val="decimal"/>
-      <w:lvlText w:val="%5."/>
-      <w:lvlJc w:val="left"/>
-      <w:pPr>
-        <w:ind w:left="3600" w:hanging="480"/>
-      </w:pPr>
-    </w:lvl>
-    <w:lvl w:ilvl="5">
-      <w:start w:val="1"/>
-      <w:numFmt w:val="decimal"/>
-      <w:lvlText w:val="%6."/>
-      <w:lvlJc w:val="left"/>
-      <w:pPr>
-        <w:ind w:left="4320" w:hanging="480"/>
-      </w:pPr>
-    </w:lvl>
-    <w:lvl w:ilvl="6">
-      <w:start w:val="1"/>
-      <w:numFmt w:val="decimal"/>
-      <w:lvlText w:val="%7."/>
-      <w:lvlJc w:val="left"/>
-      <w:pPr>
-        <w:ind w:left="5040" w:hanging="480"/>
-      </w:pPr>
-    </w:lvl>
-    <w:lvl w:ilvl="7">
-      <w:start w:val="1"/>
-      <w:numFmt w:val="decimal"/>
-      <w:lvlText w:val="%8."/>
-      <w:lvlJc w:val="left"/>
-      <w:pPr>
-        <w:ind w:left="5760" w:hanging="480"/>
-      </w:pPr>
-    </w:lvl>
-    <w:lvl w:ilvl="8">
-      <w:start w:val="1"/>
-      <w:numFmt w:val="decimal"/>
-      <w:lvlText w:val="%9."/>
-      <w:lvlJc w:val="left"/>
-      <w:pPr>
-        <w:ind w:left="6480" w:hanging="480"/>
-      </w:pPr>
-    </w:lvl>
-  </w:abstractNum>
-  <w:abstractNum w:abstractNumId="994116">
-    <w:nsid w:val="A994116"/>
-    <w:multiLevelType w:val="multilevel"/>
-    <w:lvl w:ilvl="0">
-      <w:start w:val="16"/>
-      <w:numFmt w:val="decimal"/>
-      <w:lvlText w:val="%1."/>
-      <w:lvlJc w:val="left"/>
-      <w:pPr>
-        <w:ind w:left="720" w:hanging="480"/>
-      </w:pPr>
-    </w:lvl>
-    <w:lvl w:ilvl="1">
-      <w:start w:val="16"/>
-      <w:numFmt w:val="decimal"/>
-      <w:lvlText w:val="%2."/>
-      <w:lvlJc w:val="left"/>
-      <w:pPr>
-        <w:ind w:left="1440" w:hanging="480"/>
-      </w:pPr>
-    </w:lvl>
-    <w:lvl w:ilvl="2">
-      <w:start w:val="16"/>
-      <w:numFmt w:val="decimal"/>
-      <w:lvlText w:val="%3."/>
-      <w:lvlJc w:val="left"/>
-      <w:pPr>
-        <w:ind w:left="2160" w:hanging="480"/>
-      </w:pPr>
-    </w:lvl>
-    <w:lvl w:ilvl="3">
-      <w:start w:val="16"/>
-      <w:numFmt w:val="decimal"/>
-      <w:lvlText w:val="%4."/>
-      <w:lvlJc w:val="left"/>
-      <w:pPr>
-        <w:ind w:left="2880" w:hanging="480"/>
-      </w:pPr>
-    </w:lvl>
-    <w:lvl w:ilvl="4">
-      <w:start w:val="16"/>
-      <w:numFmt w:val="decimal"/>
-      <w:lvlText w:val="%5."/>
-      <w:lvlJc w:val="left"/>
-      <w:pPr>
-        <w:ind w:left="3600" w:hanging="480"/>
-      </w:pPr>
-    </w:lvl>
-    <w:lvl w:ilvl="5">
-      <w:start w:val="16"/>
-      <w:numFmt w:val="decimal"/>
-      <w:lvlText w:val="%6."/>
-      <w:lvlJc w:val="left"/>
-      <w:pPr>
-        <w:ind w:left="4320" w:hanging="480"/>
-      </w:pPr>
-    </w:lvl>
-    <w:lvl w:ilvl="6">
-      <w:start w:val="16"/>
-      <w:numFmt w:val="decimal"/>
-      <w:lvlText w:val="%7."/>
-      <w:lvlJc w:val="left"/>
-      <w:pPr>
-        <w:ind w:left="5040" w:hanging="480"/>
-      </w:pPr>
-    </w:lvl>
-    <w:lvl w:ilvl="7">
-      <w:start w:val="16"/>
-      <w:numFmt w:val="decimal"/>
-      <w:lvlText w:val="%8."/>
-      <w:lvlJc w:val="left"/>
-      <w:pPr>
-        <w:ind w:left="5760" w:hanging="480"/>
-      </w:pPr>
-    </w:lvl>
-    <w:lvl w:ilvl="8">
-      <w:start w:val="16"/>
-      <w:numFmt w:val="decimal"/>
-      <w:lvlText w:val="%9."/>
-      <w:lvlJc w:val="left"/>
-      <w:pPr>
-        <w:ind w:left="6480" w:hanging="480"/>
-      </w:pPr>
-    </w:lvl>
-  </w:abstractNum>
-  <w:abstractNum w:abstractNumId="994151">
-    <w:nsid w:val="A994151"/>
-    <w:multiLevelType w:val="multilevel"/>
-    <w:lvl w:ilvl="0">
-      <w:start w:val="51"/>
-      <w:numFmt w:val="decimal"/>
-      <w:lvlText w:val="%1."/>
-      <w:lvlJc w:val="left"/>
-      <w:pPr>
-        <w:ind w:left="720" w:hanging="480"/>
-      </w:pPr>
-    </w:lvl>
-    <w:lvl w:ilvl="1">
-      <w:start w:val="51"/>
-      <w:numFmt w:val="decimal"/>
-      <w:lvlText w:val="%2."/>
-      <w:lvlJc w:val="left"/>
-      <w:pPr>
-        <w:ind w:left="1440" w:hanging="480"/>
-      </w:pPr>
-    </w:lvl>
-    <w:lvl w:ilvl="2">
-      <w:start w:val="51"/>
-      <w:numFmt w:val="decimal"/>
-      <w:lvlText w:val="%3."/>
-      <w:lvlJc w:val="left"/>
-      <w:pPr>
-        <w:ind w:left="2160" w:hanging="480"/>
-      </w:pPr>
-    </w:lvl>
-    <w:lvl w:ilvl="3">
-      <w:start w:val="51"/>
-      <w:numFmt w:val="decimal"/>
-      <w:lvlText w:val="%4."/>
-      <w:lvlJc w:val="left"/>
-      <w:pPr>
-        <w:ind w:left="2880" w:hanging="480"/>
-      </w:pPr>
-    </w:lvl>
-    <w:lvl w:ilvl="4">
-      <w:start w:val="51"/>
-      <w:numFmt w:val="decimal"/>
-      <w:lvlText w:val="%5."/>
-      <w:lvlJc w:val="left"/>
-      <w:pPr>
-        <w:ind w:left="3600" w:hanging="480"/>
-      </w:pPr>
-    </w:lvl>
-    <w:lvl w:ilvl="5">
-      <w:start w:val="51"/>
-      <w:numFmt w:val="decimal"/>
-      <w:lvlText w:val="%6."/>
-      <w:lvlJc w:val="left"/>
-      <w:pPr>
-        <w:ind w:left="4320" w:hanging="480"/>
-      </w:pPr>
-    </w:lvl>
-    <w:lvl w:ilvl="6">
-      <w:start w:val="51"/>
-      <w:numFmt w:val="decimal"/>
-      <w:lvlText w:val="%7."/>
-      <w:lvlJc w:val="left"/>
-      <w:pPr>
-        <w:ind w:left="5040" w:hanging="480"/>
-      </w:pPr>
-    </w:lvl>
-    <w:lvl w:ilvl="7">
-      <w:start w:val="51"/>
-      <w:numFmt w:val="decimal"/>
-      <w:lvlText w:val="%8."/>
-      <w:lvlJc w:val="left"/>
-      <w:pPr>
-        <w:ind w:left="5760" w:hanging="480"/>
-      </w:pPr>
-    </w:lvl>
-    <w:lvl w:ilvl="8">
-      <w:start w:val="51"/>
-      <w:numFmt w:val="decimal"/>
-      <w:lvlText w:val="%9."/>
-      <w:lvlJc w:val="left"/>
-      <w:pPr>
-        <w:ind w:left="6480" w:hanging="480"/>
-      </w:pPr>
-    </w:lvl>
-  </w:abstractNum>
-  <w:abstractNum w:abstractNumId="994181">
-    <w:nsid w:val="A994181"/>
-    <w:multiLevelType w:val="multilevel"/>
-    <w:lvl w:ilvl="0">
-      <w:start w:val="81"/>
-      <w:numFmt w:val="decimal"/>
-      <w:lvlText w:val="%1."/>
-      <w:lvlJc w:val="left"/>
-      <w:pPr>
-        <w:ind w:left="720" w:hanging="480"/>
-      </w:pPr>
-    </w:lvl>
-    <w:lvl w:ilvl="1">
-      <w:start w:val="81"/>
-      <w:numFmt w:val="decimal"/>
-      <w:lvlText w:val="%2."/>
-      <w:lvlJc w:val="left"/>
-      <w:pPr>
-        <w:ind w:left="1440" w:hanging="480"/>
-      </w:pPr>
-    </w:lvl>
-    <w:lvl w:ilvl="2">
-      <w:start w:val="81"/>
-      <w:numFmt w:val="decimal"/>
-      <w:lvlText w:val="%3."/>
-      <w:lvlJc w:val="left"/>
-      <w:pPr>
-        <w:ind w:left="2160" w:hanging="480"/>
-      </w:pPr>
-    </w:lvl>
-    <w:lvl w:ilvl="3">
-      <w:start w:val="81"/>
-      <w:numFmt w:val="decimal"/>
-      <w:lvlText w:val="%4."/>
-      <w:lvlJc w:val="left"/>
-      <w:pPr>
-        <w:ind w:left="2880" w:hanging="480"/>
-      </w:pPr>
-    </w:lvl>
-    <w:lvl w:ilvl="4">
-      <w:start w:val="81"/>
-      <w:numFmt w:val="decimal"/>
-      <w:lvlText w:val="%5."/>
-      <w:lvlJc w:val="left"/>
-      <w:pPr>
-        <w:ind w:left="3600" w:hanging="480"/>
-      </w:pPr>
-    </w:lvl>
-    <w:lvl w:ilvl="5">
-      <w:start w:val="81"/>
-      <w:numFmt w:val="decimal"/>
-      <w:lvlText w:val="%6."/>
-      <w:lvlJc w:val="left"/>
-      <w:pPr>
-        <w:ind w:left="4320" w:hanging="480"/>
-      </w:pPr>
-    </w:lvl>
-    <w:lvl w:ilvl="6">
-      <w:start w:val="81"/>
-      <w:numFmt w:val="decimal"/>
-      <w:lvlText w:val="%7."/>
-      <w:lvlJc w:val="left"/>
-      <w:pPr>
-        <w:ind w:left="5040" w:hanging="480"/>
-      </w:pPr>
-    </w:lvl>
-    <w:lvl w:ilvl="7">
-      <w:start w:val="81"/>
-      <w:numFmt w:val="decimal"/>
-      <w:lvlText w:val="%8."/>
-      <w:lvlJc w:val="left"/>
-      <w:pPr>
-        <w:ind w:left="5760" w:hanging="480"/>
-      </w:pPr>
-    </w:lvl>
-    <w:lvl w:ilvl="8">
-      <w:start w:val="81"/>
-      <w:numFmt w:val="decimal"/>
-      <w:lvlText w:val="%9."/>
-      <w:lvlJc w:val="left"/>
-      <w:pPr>
-        <w:ind w:left="6480" w:hanging="480"/>
-      </w:pPr>
-    </w:lvl>
-  </w:abstractNum>
-  <w:abstractNum w:abstractNumId="9941106">
-    <w:nsid w:val="A9941106"/>
-    <w:multiLevelType w:val="multilevel"/>
-    <w:lvl w:ilvl="0">
-      <w:start w:val="106"/>
-      <w:numFmt w:val="decimal"/>
-      <w:lvlText w:val="%1."/>
-      <w:lvlJc w:val="left"/>
-      <w:pPr>
-        <w:ind w:left="720" w:hanging="480"/>
-      </w:pPr>
-    </w:lvl>
-    <w:lvl w:ilvl="1">
-      <w:start w:val="106"/>
-      <w:numFmt w:val="decimal"/>
-      <w:lvlText w:val="%2."/>
-      <w:lvlJc w:val="left"/>
-      <w:pPr>
-        <w:ind w:left="1440" w:hanging="480"/>
-      </w:pPr>
-    </w:lvl>
-    <w:lvl w:ilvl="2">
-      <w:start w:val="106"/>
-      <w:numFmt w:val="decimal"/>
-      <w:lvlText w:val="%3."/>
-      <w:lvlJc w:val="left"/>
-      <w:pPr>
-        <w:ind w:left="2160" w:hanging="480"/>
-      </w:pPr>
-    </w:lvl>
-    <w:lvl w:ilvl="3">
-      <w:start w:val="106"/>
-      <w:numFmt w:val="decimal"/>
-      <w:lvlText w:val="%4."/>
-      <w:lvlJc w:val="left"/>
-      <w:pPr>
-        <w:ind w:left="2880" w:hanging="480"/>
-      </w:pPr>
-    </w:lvl>
-    <w:lvl w:ilvl="4">
-      <w:start w:val="106"/>
-      <w:numFmt w:val="decimal"/>
-      <w:lvlText w:val="%5."/>
-      <w:lvlJc w:val="left"/>
-      <w:pPr>
-        <w:ind w:left="3600" w:hanging="480"/>
-      </w:pPr>
-    </w:lvl>
-    <w:lvl w:ilvl="5">
-      <w:start w:val="106"/>
-      <w:numFmt w:val="decimal"/>
-      <w:lvlText w:val="%6."/>
-      <w:lvlJc w:val="left"/>
-      <w:pPr>
-        <w:ind w:left="4320" w:hanging="480"/>
-      </w:pPr>
-    </w:lvl>
-    <w:lvl w:ilvl="6">
-      <w:start w:val="106"/>
-      <w:numFmt w:val="decimal"/>
-      <w:lvlText w:val="%7."/>
-      <w:lvlJc w:val="left"/>
-      <w:pPr>
-        <w:ind w:left="5040" w:hanging="480"/>
-      </w:pPr>
-    </w:lvl>
-    <w:lvl w:ilvl="7">
-      <w:start w:val="106"/>
-      <w:numFmt w:val="decimal"/>
-      <w:lvlText w:val="%8."/>
-      <w:lvlJc w:val="left"/>
-      <w:pPr>
-        <w:ind w:left="5760" w:hanging="480"/>
-      </w:pPr>
-    </w:lvl>
-    <w:lvl w:ilvl="8">
-      <w:start w:val="106"/>
-      <w:numFmt w:val="decimal"/>
-      <w:lvlText w:val="%9."/>
-      <w:lvlJc w:val="left"/>
-      <w:pPr>
-        <w:ind w:left="6480" w:hanging="480"/>
-      </w:pPr>
-    </w:lvl>
-  </w:abstractNum>
   <w:num w:numId="1000">
     <w:abstractNumId w:val="990"/>
-  </w:num>
-  <w:num w:numId="1001">
-    <w:abstractNumId w:val="99411"/>
-    <w:lvlOverride w:ilvl="0">
-      <w:startOverride w:val="1"/>
-    </w:lvlOverride>
-    <w:lvlOverride w:ilvl="1">
-      <w:startOverride w:val="1"/>
-    </w:lvlOverride>
-    <w:lvlOverride w:ilvl="2">
-      <w:startOverride w:val="1"/>
-    </w:lvlOverride>
-    <w:lvlOverride w:ilvl="3">
-      <w:startOverride w:val="1"/>
-    </w:lvlOverride>
-    <w:lvlOverride w:ilvl="4">
-      <w:startOverride w:val="1"/>
-    </w:lvlOverride>
-    <w:lvlOverride w:ilvl="5">
-      <w:startOverride w:val="1"/>
-    </w:lvlOverride>
-    <w:lvlOverride w:ilvl="6">
-      <w:startOverride w:val="1"/>
-    </w:lvlOverride>
-    <w:lvlOverride w:ilvl="7">
-      <w:startOverride w:val="1"/>
-    </w:lvlOverride>
-    <w:lvlOverride w:ilvl="8">
-      <w:startOverride w:val="1"/>
-    </w:lvlOverride>
-  </w:num>
-  <w:num w:numId="1002">
-    <w:abstractNumId w:val="994116"/>
-    <w:lvlOverride w:ilvl="0">
-      <w:startOverride w:val="16"/>
-    </w:lvlOverride>
-    <w:lvlOverride w:ilvl="1">
-      <w:startOverride w:val="16"/>
-    </w:lvlOverride>
-    <w:lvlOverride w:ilvl="2">
-      <w:startOverride w:val="16"/>
-    </w:lvlOverride>
-    <w:lvlOverride w:ilvl="3">
-      <w:startOverride w:val="16"/>
-    </w:lvlOverride>
-    <w:lvlOverride w:ilvl="4">
-      <w:startOverride w:val="16"/>
-    </w:lvlOverride>
-    <w:lvlOverride w:ilvl="5">
-      <w:startOverride w:val="16"/>
-    </w:lvlOverride>
-    <w:lvlOverride w:ilvl="6">
-      <w:startOverride w:val="16"/>
-    </w:lvlOverride>
-    <w:lvlOverride w:ilvl="7">
-      <w:startOverride w:val="16"/>
-    </w:lvlOverride>
-    <w:lvlOverride w:ilvl="8">
-      <w:startOverride w:val="16"/>
-    </w:lvlOverride>
-  </w:num>
-  <w:num w:numId="1003">
-    <w:abstractNumId w:val="994151"/>
-    <w:lvlOverride w:ilvl="0">
-      <w:startOverride w:val="51"/>
-    </w:lvlOverride>
-    <w:lvlOverride w:ilvl="1">
-      <w:startOverride w:val="51"/>
-    </w:lvlOverride>
-    <w:lvlOverride w:ilvl="2">
-      <w:startOverride w:val="51"/>
-    </w:lvlOverride>
-    <w:lvlOverride w:ilvl="3">
-      <w:startOverride w:val="51"/>
-    </w:lvlOverride>
-    <w:lvlOverride w:ilvl="4">
-      <w:startOverride w:val="51"/>
-    </w:lvlOverride>
-    <w:lvlOverride w:ilvl="5">
-      <w:startOverride w:val="51"/>
-    </w:lvlOverride>
-    <w:lvlOverride w:ilvl="6">
-      <w:startOverride w:val="51"/>
-    </w:lvlOverride>
-    <w:lvlOverride w:ilvl="7">
-      <w:startOverride w:val="51"/>
-    </w:lvlOverride>
-    <w:lvlOverride w:ilvl="8">
-      <w:startOverride w:val="51"/>
-    </w:lvlOverride>
-  </w:num>
-  <w:num w:numId="1004">
-    <w:abstractNumId w:val="994181"/>
-    <w:lvlOverride w:ilvl="0">
-      <w:startOverride w:val="81"/>
-    </w:lvlOverride>
-    <w:lvlOverride w:ilvl="1">
-      <w:startOverride w:val="81"/>
-    </w:lvlOverride>
-    <w:lvlOverride w:ilvl="2">
-      <w:startOverride w:val="81"/>
-    </w:lvlOverride>
-    <w:lvlOverride w:ilvl="3">
-      <w:startOverride w:val="81"/>
-    </w:lvlOverride>
-    <w:lvlOverride w:ilvl="4">
-      <w:startOverride w:val="81"/>
-    </w:lvlOverride>
-    <w:lvlOverride w:ilvl="5">
-      <w:startOverride w:val="81"/>
-    </w:lvlOverride>
-    <w:lvlOverride w:ilvl="6">
-      <w:startOverride w:val="81"/>
-    </w:lvlOverride>
-    <w:lvlOverride w:ilvl="7">
-      <w:startOverride w:val="81"/>
-    </w:lvlOverride>
-    <w:lvlOverride w:ilvl="8">
-      <w:startOverride w:val="81"/>
-    </w:lvlOverride>
-  </w:num>
-  <w:num w:numId="1005">
-    <w:abstractNumId w:val="9941106"/>
-    <w:lvlOverride w:ilvl="0">
-      <w:startOverride w:val="106"/>
-    </w:lvlOverride>
-    <w:lvlOverride w:ilvl="1">
-      <w:startOverride w:val="106"/>
-    </w:lvlOverride>
-    <w:lvlOverride w:ilvl="2">
-      <w:startOverride w:val="106"/>
-    </w:lvlOverride>
-    <w:lvlOverride w:ilvl="3">
-      <w:startOverride w:val="106"/>
-    </w:lvlOverride>
-    <w:lvlOverride w:ilvl="4">
-      <w:startOverride w:val="106"/>
-    </w:lvlOverride>
-    <w:lvlOverride w:ilvl="5">
-      <w:startOverride w:val="106"/>
-    </w:lvlOverride>
-    <w:lvlOverride w:ilvl="6">
-      <w:startOverride w:val="106"/>
-    </w:lvlOverride>
-    <w:lvlOverride w:ilvl="7">
-      <w:startOverride w:val="106"/>
-    </w:lvlOverride>
-    <w:lvlOverride w:ilvl="8">
-      <w:startOverride w:val="106"/>
-    </w:lvlOverride>
   </w:num>
 </w:numbering>
 </file>
